--- a/src/Bk.APG.Api/Templates/FormLetterGeneralElection_German.docx
+++ b/src/Bk.APG.Api/Templates/FormLetterGeneralElection_German.docx
@@ -942,41 +942,73 @@
     </w:p>
     <w:p/>
     <w:p>
-      <w:r>
-        <w:rPr>
-          <w:highlight w:val="yellow"/>
+      <w:pPr>
+        <w:rPr>
+          <w:lang w:val="en-US"/>
+        </w:rPr>
+      </w:pPr>
+      <w:r>
+        <w:rPr>
+          <w:highlight w:val="yellow"/>
+          <w:lang w:val="en-US"/>
         </w:rPr>
         <w:t>&lt;&lt;if [</w:t>
       </w:r>
       <w:r>
         <w:rPr>
           <w:highlight w:val="yellow"/>
+          <w:lang w:val="en-US"/>
         </w:rPr>
         <w:t>member</w:t>
       </w:r>
       <w:r>
         <w:rPr>
           <w:highlight w:val="yellow"/>
+          <w:lang w:val="en-US"/>
         </w:rPr>
         <w:t>.</w:t>
       </w:r>
       <w:r>
         <w:rPr>
           <w:highlight w:val="yellow"/>
+          <w:lang w:val="en-US"/>
         </w:rPr>
         <w:t xml:space="preserve">formLetterType == </w:t>
       </w:r>
       <w:r>
         <w:rPr>
           <w:highlight w:val="yellow"/>
+          <w:lang w:val="en-US"/>
         </w:rPr>
         <w:t>0</w:t>
       </w:r>
       <w:r>
         <w:rPr>
           <w:highlight w:val="yellow"/>
-        </w:rPr>
-        <w:t>]&gt;&gt;</w:t>
+          <w:lang w:val="en-US"/>
+        </w:rPr>
+        <w:t xml:space="preserve"> &amp;&amp; member.selfOrganized == fa</w:t>
+      </w:r>
+      <w:r>
+        <w:rPr>
+          <w:highlight w:val="yellow"/>
+          <w:lang w:val="en-US"/>
+        </w:rPr>
+        <w:t>lse</w:t>
+      </w:r>
+      <w:r>
+        <w:rPr>
+          <w:highlight w:val="yellow"/>
+          <w:lang w:val="en-US"/>
+        </w:rPr>
+        <w:t>]</w:t>
+      </w:r>
+      <w:r>
+        <w:rPr>
+          <w:highlight w:val="yellow"/>
+          <w:lang w:val="en-US"/>
+        </w:rPr>
+        <w:t>&gt;&gt;</w:t>
       </w:r>
     </w:p>
     <w:p>
@@ -1092,36 +1124,437 @@
       </w:r>
     </w:p>
     <w:p>
-      <w:r>
-        <w:rPr>
-          <w:highlight w:val="yellow"/>
+      <w:pPr>
+        <w:rPr>
+          <w:lang w:val="en-US"/>
+        </w:rPr>
+      </w:pPr>
+      <w:r>
+        <w:rPr>
+          <w:highlight w:val="yellow"/>
+          <w:lang w:val="en-US"/>
         </w:rPr>
         <w:t>&lt;&lt;/if&gt;&gt;</w:t>
       </w:r>
     </w:p>
     <w:p>
-      <w:r>
-        <w:rPr>
-          <w:highlight w:val="yellow"/>
+      <w:pPr>
+        <w:rPr>
+          <w:lang w:val="en-US"/>
+        </w:rPr>
+      </w:pPr>
+      <w:r>
+        <w:rPr>
+          <w:highlight w:val="yellow"/>
+          <w:lang w:val="en-US"/>
+        </w:rPr>
+        <w:t xml:space="preserve">&lt;&lt;if [member.formLetterType == 0 &amp;&amp; member.selfOrganized == </w:t>
+      </w:r>
+      <w:r>
+        <w:rPr>
+          <w:highlight w:val="yellow"/>
+          <w:lang w:val="en-US"/>
+        </w:rPr>
+        <w:t>true</w:t>
+      </w:r>
+      <w:r>
+        <w:rPr>
+          <w:highlight w:val="yellow"/>
+          <w:lang w:val="en-US"/>
+        </w:rPr>
+        <w:t>]&gt;&gt;</w:t>
+      </w:r>
+    </w:p>
+    <w:p>
+      <w:r>
+        <w:t>Er hat Sie in folgendes Gremium gewählt:</w:t>
+      </w:r>
+    </w:p>
+    <w:p/>
+    <w:p>
+      <w:pPr>
+        <w:rPr>
+          <w:b/>
+          <w:bCs/>
+        </w:rPr>
+      </w:pPr>
+      <w:r>
+        <w:rPr>
+          <w:b/>
+          <w:bCs/>
+        </w:rPr>
+        <w:t>&lt;&lt;[</w:t>
+      </w:r>
+      <w:r>
+        <w:rPr>
+          <w:b/>
+          <w:bCs/>
+        </w:rPr>
+        <w:t>member</w:t>
+      </w:r>
+      <w:r>
+        <w:rPr>
+          <w:b/>
+          <w:bCs/>
+        </w:rPr>
+        <w:t>.committeeName]&gt;&gt;</w:t>
+      </w:r>
+    </w:p>
+    <w:p/>
+    <w:p>
+      <w:r>
+        <w:t>Die Funktionen innerhalb dieses Gremiums werden gemäss den entsprechenden Bestimmungen festgelegt.</w:t>
+      </w:r>
+    </w:p>
+    <w:p/>
+    <w:p>
+      <w:r>
+        <w:lastRenderedPageBreak/>
+        <w:t xml:space="preserve">Die Angaben zu Ihrer Person sind in die entsprechende Datenbank aufgenommen worden. Die Datenbank wird der Öffentlichkeit von der Bundeskanzlei unter </w:t>
+      </w:r>
+      <w:r>
+        <w:rPr>
+          <w:i/>
+          <w:iCs/>
+        </w:rPr>
+        <w:t>http://www.admin.ch &gt; Bundesverwaltung &gt; Ausserparlamentarische Kommissionen</w:t>
+      </w:r>
+      <w:r>
+        <w:t>zugänglich gemacht, um die notwendige Transparenz über die Zusammensetzung der Kommissionen zu gewährleisten (Art. 8</w:t>
+      </w:r>
+      <w:r>
+        <w:rPr>
+          <w:i/>
+          <w:iCs/>
+        </w:rPr>
+        <w:t>k</w:t>
+      </w:r>
+      <w:r>
+        <w:t xml:space="preserve"> Regierungs- und Verwaltungsorganisationsverordnung; SR 172.010.1). </w:t>
+      </w:r>
+    </w:p>
+    <w:p/>
+    <w:p>
+      <w:r>
+        <w:t>Im Namen des Bundesrates gratuliere ich Ihnen zu dieser Wahl und wünsche Ihnen viel Erfolg und Genugtuung in Ihrem Amt.</w:t>
+      </w:r>
+    </w:p>
+    <w:p>
+      <w:pPr>
+        <w:rPr>
+          <w:lang w:val="en-US"/>
+        </w:rPr>
+      </w:pPr>
+      <w:r>
+        <w:rPr>
+          <w:highlight w:val="yellow"/>
+          <w:lang w:val="en-US"/>
+        </w:rPr>
+        <w:t>&lt;&lt;/if&gt;&gt;</w:t>
+      </w:r>
+    </w:p>
+    <w:p>
+      <w:pPr>
+        <w:rPr>
+          <w:lang w:val="en-US"/>
+        </w:rPr>
+      </w:pPr>
+      <w:r>
+        <w:rPr>
+          <w:highlight w:val="yellow"/>
+          <w:lang w:val="en-US"/>
         </w:rPr>
         <w:t xml:space="preserve">&lt;&lt;if [member.formLetterType == </w:t>
       </w:r>
       <w:r>
         <w:rPr>
           <w:highlight w:val="yellow"/>
+          <w:lang w:val="en-US"/>
         </w:rPr>
         <w:t>1</w:t>
       </w:r>
       <w:r>
         <w:rPr>
           <w:highlight w:val="yellow"/>
+          <w:lang w:val="en-US"/>
+        </w:rPr>
+        <w:t xml:space="preserve"> </w:t>
+      </w:r>
+      <w:r>
+        <w:rPr>
+          <w:highlight w:val="yellow"/>
+          <w:lang w:val="en-US"/>
+        </w:rPr>
+        <w:t xml:space="preserve">&amp;&amp; member.selfOrganized == </w:t>
+      </w:r>
+      <w:r>
+        <w:rPr>
+          <w:highlight w:val="yellow"/>
+          <w:lang w:val="en-US"/>
+        </w:rPr>
+        <w:t>false</w:t>
+      </w:r>
+      <w:r>
+        <w:rPr>
+          <w:highlight w:val="yellow"/>
+          <w:lang w:val="en-US"/>
+        </w:rPr>
+        <w:t>]</w:t>
+      </w:r>
+      <w:r>
+        <w:rPr>
+          <w:highlight w:val="yellow"/>
+          <w:lang w:val="en-US"/>
+        </w:rPr>
+        <w:t>&gt;&gt;</w:t>
+      </w:r>
+    </w:p>
+    <w:p>
+      <w:r>
+        <w:t xml:space="preserve">Er hat Sie als </w:t>
+      </w:r>
+      <w:r>
+        <w:rPr>
+          <w:b/>
+          <w:bCs/>
+        </w:rPr>
+        <w:t>&lt;&lt;[</w:t>
+      </w:r>
+      <w:r>
+        <w:rPr>
+          <w:b/>
+          <w:bCs/>
+        </w:rPr>
+        <w:t>member</w:t>
+      </w:r>
+      <w:r>
+        <w:rPr>
+          <w:b/>
+          <w:bCs/>
+        </w:rPr>
+        <w:t>.function]&gt;&gt;</w:t>
+      </w:r>
+      <w:r>
+        <w:t xml:space="preserve"> in folgendem Gremium bestätigt: </w:t>
+      </w:r>
+    </w:p>
+    <w:p>
+      <w:pPr>
+        <w:rPr>
+          <w:b/>
+          <w:highlight w:val="lightGray"/>
+        </w:rPr>
+      </w:pPr>
+    </w:p>
+    <w:p>
+      <w:pPr>
+        <w:rPr>
+          <w:b/>
+          <w:bCs/>
+        </w:rPr>
+      </w:pPr>
+      <w:r>
+        <w:rPr>
+          <w:b/>
+          <w:bCs/>
+        </w:rPr>
+        <w:t>&lt;&lt;[</w:t>
+      </w:r>
+      <w:r>
+        <w:rPr>
+          <w:b/>
+          <w:bCs/>
+        </w:rPr>
+        <w:t>member</w:t>
+      </w:r>
+      <w:r>
+        <w:rPr>
+          <w:b/>
+          <w:bCs/>
+        </w:rPr>
+        <w:t>.committeeName]&gt;&gt;</w:t>
+      </w:r>
+    </w:p>
+    <w:p/>
+    <w:p>
+      <w:r>
+        <w:t>Im Namen des Bundesrates danke ich Ihnen aufrichtig für die bisher geleistete Arbeit und wünsche Ihnen weiterhin viel Erfolg und Genugtuung in Ihrem Amt</w:t>
+      </w:r>
+      <w:r>
+        <w:t>.</w:t>
+      </w:r>
+      <w:r>
+        <w:rPr>
+          <w:highlight w:val="yellow"/>
+        </w:rPr>
+        <w:t>&lt;&lt;/if&gt;&gt;</w:t>
+      </w:r>
+    </w:p>
+    <w:p>
+      <w:pPr>
+        <w:rPr>
+          <w:lang w:val="en-US"/>
+        </w:rPr>
+      </w:pPr>
+      <w:r>
+        <w:rPr>
+          <w:highlight w:val="yellow"/>
+          <w:lang w:val="en-US"/>
+        </w:rPr>
+        <w:t>&lt;&lt;if [member.formLetterType == 1</w:t>
+      </w:r>
+      <w:r>
+        <w:rPr>
+          <w:highlight w:val="yellow"/>
+          <w:lang w:val="en-US"/>
+        </w:rPr>
+        <w:t xml:space="preserve"> </w:t>
+      </w:r>
+      <w:r>
+        <w:rPr>
+          <w:highlight w:val="yellow"/>
+          <w:lang w:val="en-US"/>
+        </w:rPr>
+        <w:t xml:space="preserve">&amp;&amp; member.selfOrganized == </w:t>
+      </w:r>
+      <w:r>
+        <w:rPr>
+          <w:highlight w:val="yellow"/>
+          <w:lang w:val="en-US"/>
+        </w:rPr>
+        <w:t>true</w:t>
+      </w:r>
+      <w:r>
+        <w:rPr>
+          <w:highlight w:val="yellow"/>
+          <w:lang w:val="en-US"/>
+        </w:rPr>
+        <w:t>]</w:t>
+      </w:r>
+      <w:r>
+        <w:rPr>
+          <w:highlight w:val="yellow"/>
+          <w:lang w:val="en-US"/>
+        </w:rPr>
+        <w:t>&gt;&gt;</w:t>
+      </w:r>
+    </w:p>
+    <w:p>
+      <w:r>
+        <w:t xml:space="preserve">Er hat Ihre Mitgliedschaft in folgendem Gremium bestätigt: </w:t>
+      </w:r>
+    </w:p>
+    <w:p/>
+    <w:p>
+      <w:pPr>
+        <w:rPr>
+          <w:b/>
+          <w:bCs/>
+        </w:rPr>
+      </w:pPr>
+      <w:r>
+        <w:rPr>
+          <w:b/>
+          <w:bCs/>
+        </w:rPr>
+        <w:t>&lt;&lt;[</w:t>
+      </w:r>
+      <w:r>
+        <w:rPr>
+          <w:b/>
+          <w:bCs/>
+        </w:rPr>
+        <w:t>member</w:t>
+      </w:r>
+      <w:r>
+        <w:rPr>
+          <w:b/>
+          <w:bCs/>
+        </w:rPr>
+        <w:t>.committeeName]&gt;&gt;</w:t>
+      </w:r>
+    </w:p>
+    <w:p>
+      <w:pPr>
+        <w:rPr>
+          <w:b/>
+          <w:bCs/>
+        </w:rPr>
+      </w:pPr>
+    </w:p>
+    <w:p>
+      <w:r>
+        <w:t>Die Funktionen innerhalb dieses Gremiums werden gemäss den entsprechenden Bestimmungen festgelegt.</w:t>
+      </w:r>
+    </w:p>
+    <w:p/>
+    <w:p>
+      <w:r>
+        <w:t>Im Namen des Bundesrates danke ich Ihnen aufrichtig für die bisher geleistete Arbeit und wünsche Ihnen weiterhin viel Erfolg und Genugtuung in Ihrem Amt</w:t>
+      </w:r>
+      <w:r>
+        <w:t>.</w:t>
+      </w:r>
+      <w:r>
+        <w:rPr>
+          <w:highlight w:val="yellow"/>
+        </w:rPr>
+        <w:t>&lt;&lt;/if&gt;&gt;</w:t>
+      </w:r>
+    </w:p>
+    <w:p>
+      <w:r>
+        <w:rPr>
+          <w:highlight w:val="yellow"/>
+        </w:rPr>
+        <w:t xml:space="preserve">&lt;&lt;if [member.formLetterType == </w:t>
+      </w:r>
+      <w:r>
+        <w:rPr>
+          <w:highlight w:val="yellow"/>
+        </w:rPr>
+        <w:t>2</w:t>
+      </w:r>
+      <w:r>
+        <w:rPr>
+          <w:highlight w:val="yellow"/>
         </w:rPr>
         <w:t>]&gt;&gt;</w:t>
       </w:r>
-    </w:p>
-    <w:p>
-      <w:r>
-        <w:t xml:space="preserve">Er hat Sie als </w:t>
+      <w:r>
+        <w:rPr>
+          <w:noProof/>
+        </w:rPr>
+        <w:t xml:space="preserve"> </w:t>
+      </w:r>
+    </w:p>
+    <w:p>
+      <w:r>
+        <w:t xml:space="preserve">Er hat von Ihrem Rücktritt per </w:t>
+      </w:r>
+      <w:r>
+        <w:t>&lt;&lt;[formLetter.</w:t>
+      </w:r>
+      <w:r>
+        <w:t>t</w:t>
+      </w:r>
+      <w:r>
+        <w:t>ermOfOffice</w:t>
+      </w:r>
+      <w:r>
+        <w:t>End</w:t>
+      </w:r>
+      <w:r>
+        <w:t>Date]:"dd.MM.yyyy"&gt;&gt;</w:t>
+      </w:r>
+      <w:r>
+        <w:t xml:space="preserve"> als</w:t>
+      </w:r>
+      <w:r>
+        <w:rPr>
+          <w:b/>
+        </w:rPr>
+        <w:t xml:space="preserve"> </w:t>
       </w:r>
       <w:r>
         <w:rPr>
@@ -1145,54 +1578,16 @@
         <w:t>.function]&gt;&gt;</w:t>
       </w:r>
       <w:r>
-        <w:t xml:space="preserve"> in folgendem Gremium bestätigt: </w:t>
-      </w:r>
-    </w:p>
-    <w:p>
-      <w:pPr>
-        <w:rPr>
-          <w:b/>
-          <w:highlight w:val="lightGray"/>
-        </w:rPr>
-      </w:pPr>
-    </w:p>
-    <w:p>
-      <w:pPr>
-        <w:rPr>
-          <w:b/>
-          <w:bCs/>
-        </w:rPr>
-      </w:pPr>
-      <w:r>
-        <w:rPr>
-          <w:b/>
-          <w:bCs/>
-        </w:rPr>
-        <w:t>&lt;&lt;[</w:t>
-      </w:r>
-      <w:r>
-        <w:rPr>
-          <w:b/>
-          <w:bCs/>
-        </w:rPr>
-        <w:t>member</w:t>
-      </w:r>
-      <w:r>
-        <w:rPr>
-          <w:b/>
-          <w:bCs/>
-        </w:rPr>
-        <w:t>.committeeName]&gt;&gt;</w:t>
-      </w:r>
-    </w:p>
-    <w:p/>
-    <w:p>
-      <w:r>
-        <w:t>Im Namen des Bundesrates danke ich Ihnen aufrichtig für die bisher geleistete Arbeit und wünsche Ihnen weiterhin viel Erfolg und Genugtuung in Ihrem Amt</w:t>
-      </w:r>
-      <w:r>
-        <w:t>.</w:t>
-      </w:r>
+        <w:rPr>
+          <w:b/>
+        </w:rPr>
+        <w:t xml:space="preserve"> </w:t>
+      </w:r>
+      <w:r>
+        <w:t>in folgendem Gremium Kenntnis genommen:</w:t>
+      </w:r>
+    </w:p>
+    <w:p>
       <w:r>
         <w:rPr>
           <w:highlight w:val="yellow"/>
@@ -1205,100 +1600,6 @@
         <w:rPr>
           <w:highlight w:val="yellow"/>
         </w:rPr>
-        <w:t xml:space="preserve">&lt;&lt;if [member.formLetterType == </w:t>
-      </w:r>
-      <w:r>
-        <w:rPr>
-          <w:highlight w:val="yellow"/>
-        </w:rPr>
-        <w:t>2</w:t>
-      </w:r>
-      <w:r>
-        <w:rPr>
-          <w:highlight w:val="yellow"/>
-        </w:rPr>
-        <w:t>]&gt;&gt;</w:t>
-      </w:r>
-      <w:r>
-        <w:rPr>
-          <w:noProof/>
-        </w:rPr>
-        <w:t xml:space="preserve"> </w:t>
-      </w:r>
-    </w:p>
-    <w:p>
-      <w:r>
-        <w:t xml:space="preserve">Er hat von Ihrem Rücktritt per </w:t>
-      </w:r>
-      <w:r>
-        <w:t>&lt;&lt;[formLetter.</w:t>
-      </w:r>
-      <w:r>
-        <w:t>t</w:t>
-      </w:r>
-      <w:r>
-        <w:t>ermOfOffice</w:t>
-      </w:r>
-      <w:r>
-        <w:t>End</w:t>
-      </w:r>
-      <w:r>
-        <w:t>Date]:"dd.MM.yyyy"&gt;&gt;</w:t>
-      </w:r>
-      <w:r>
-        <w:t xml:space="preserve"> als</w:t>
-      </w:r>
-      <w:r>
-        <w:rPr>
-          <w:b/>
-        </w:rPr>
-        <w:t xml:space="preserve"> </w:t>
-      </w:r>
-      <w:r>
-        <w:rPr>
-          <w:b/>
-          <w:bCs/>
-        </w:rPr>
-        <w:t>&lt;&lt;[</w:t>
-      </w:r>
-      <w:r>
-        <w:rPr>
-          <w:b/>
-          <w:bCs/>
-        </w:rPr>
-        <w:t>member</w:t>
-      </w:r>
-      <w:r>
-        <w:rPr>
-          <w:b/>
-          <w:bCs/>
-        </w:rPr>
-        <w:t>.function]&gt;&gt;</w:t>
-      </w:r>
-      <w:r>
-        <w:rPr>
-          <w:b/>
-        </w:rPr>
-        <w:t xml:space="preserve"> </w:t>
-      </w:r>
-      <w:r>
-        <w:t>in folgendem Gremium Kenntnis genommen:</w:t>
-      </w:r>
-    </w:p>
-    <w:p>
-      <w:r>
-        <w:rPr>
-          <w:highlight w:val="yellow"/>
-        </w:rPr>
-        <w:t>&lt;&lt;/if&gt;&gt;</w:t>
-      </w:r>
-    </w:p>
-    <w:p>
-      <w:r>
-        <w:rPr>
-          <w:highlight w:val="yellow"/>
-        </w:rPr>
-        <w:lastRenderedPageBreak/>
         <w:t xml:space="preserve">&lt;&lt;if [member.formLetterType == </w:t>
       </w:r>
       <w:r>
@@ -1818,7 +2119,7 @@
               </wp:inline>
             </w:drawing>
           </mc:Choice>
-          <mc:Fallback xmlns:w16cei="http://schemas.microsoft.com/office/word/2026/wordml/cei">
+          <mc:Fallback>
             <w:pict>
               <v:shapetype w14:anchorId="195BA668" id="_x0000_t202" coordsize="21600,21600" o:spt="202" path="m,l,21600r21600,l21600,xe">
                 <v:stroke joinstyle="miter"/>
@@ -1961,6 +2262,7 @@
       <w:pPr>
         <w:spacing w:after="160" w:line="259" w:lineRule="auto"/>
         <w:rPr>
+          <w:highlight w:val="yellow"/>
           <w:lang w:val="en-US"/>
         </w:rPr>
       </w:pPr>
@@ -1971,38 +2273,22 @@
         </w:rPr>
         <w:br w:type="page"/>
       </w:r>
-    </w:p>
-    <w:p>
-      <w:pPr>
-        <w:pStyle w:val="Listenabsatz"/>
-        <w:ind w:left="0"/>
-        <w:rPr>
-          <w:rFonts w:eastAsia="Times New Roman" w:cs="Times New Roman"/>
-          <w:kern w:val="0"/>
-          <w:sz w:val="20"/>
-          <w:szCs w:val="20"/>
-          <w:lang w:val="en-US" w:eastAsia="de-CH"/>
-          <w14:ligatures w14:val="none"/>
-        </w:rPr>
-      </w:pPr>
-      <w:r>
-        <w:rPr>
-          <w:rFonts w:eastAsia="Times New Roman" w:cs="Times New Roman"/>
-          <w:kern w:val="0"/>
-          <w:sz w:val="20"/>
-          <w:szCs w:val="20"/>
+      <w:r>
+        <w:rPr>
           <w:highlight w:val="green"/>
-          <w:lang w:val="en-US" w:eastAsia="de-CH"/>
-          <w14:ligatures w14:val="none"/>
+          <w:lang w:val="en-US"/>
         </w:rPr>
         <w:lastRenderedPageBreak/>
         <w:t>&lt;&lt;/foreach&gt;&gt;</w:t>
       </w:r>
     </w:p>
     <w:sectPr>
-      <w:headerReference w:type="default" r:id="rId9"/>
-      <w:footerReference w:type="default" r:id="rId10"/>
-      <w:footerReference w:type="first" r:id="rId11"/>
+      <w:headerReference w:type="even" r:id="rId9"/>
+      <w:headerReference w:type="default" r:id="rId10"/>
+      <w:footerReference w:type="even" r:id="rId11"/>
+      <w:footerReference w:type="default" r:id="rId12"/>
+      <w:headerReference w:type="first" r:id="rId13"/>
+      <w:footerReference w:type="first" r:id="rId14"/>
       <w:pgSz w:w="11906" w:h="16838"/>
       <w:pgMar w:top="340" w:right="1134" w:bottom="907" w:left="1701" w:header="680" w:footer="198" w:gutter="0"/>
       <w:cols w:space="708"/>
@@ -2032,6 +2318,16 @@
 </file>
 
 <file path=word/footer1.xml><?xml version="1.0" encoding="utf-8"?>
+<w:ftr xmlns:wpc="http://schemas.microsoft.com/office/word/2010/wordprocessingCanvas" xmlns:cx="http://schemas.microsoft.com/office/drawing/2014/chartex" xmlns:cx1="http://schemas.microsoft.com/office/drawing/2015/9/8/chartex" xmlns:cx2="http://schemas.microsoft.com/office/drawing/2015/10/21/chartex" xmlns:cx3="http://schemas.microsoft.com/office/drawing/2016/5/9/chartex" xmlns:cx4="http://schemas.microsoft.com/office/drawing/2016/5/10/chartex" xmlns:cx5="http://schemas.microsoft.com/office/drawing/2016/5/11/chartex" xmlns:cx6="http://schemas.microsoft.com/office/drawing/2016/5/12/chartex" xmlns:cx7="http://schemas.microsoft.com/office/drawing/2016/5/13/chartex" xmlns:cx8="http://schemas.microsoft.com/office/drawing/2016/5/14/chartex" xmlns:mc="http://schemas.openxmlformats.org/markup-compatibility/2006" xmlns:aink="http://schemas.microsoft.com/office/drawing/2016/ink" xmlns:am3d="http://schemas.microsoft.com/office/drawing/2017/model3d" xmlns:o="urn:schemas-microsoft-com:office:office" xmlns:oel="http://schemas.microsoft.com/office/2019/extlst" xmlns:r="http://schemas.openxmlformats.org/officeDocument/2006/relationships" xmlns:m="http://schemas.openxmlformats.org/officeDocument/2006/math" xmlns:v="urn:schemas-microsoft-com:vml" xmlns:wp14="http://schemas.microsoft.com/office/word/2010/wordprocessingDrawing" xmlns:wp="http://schemas.openxmlformats.org/drawingml/2006/wordprocessingDrawing" xmlns:w10="urn:schemas-microsoft-com:office:word" xmlns:w="http://schemas.openxmlformats.org/wordprocessingml/2006/main" xmlns:w14="http://schemas.microsoft.com/office/word/2010/wordml" xmlns:w15="http://schemas.microsoft.com/office/word/2012/wordml" xmlns:w16cex="http://schemas.microsoft.com/office/word/2018/wordml/cex" xmlns:w16cid="http://schemas.microsoft.com/office/word/2016/wordml/cid" xmlns:w16="http://schemas.microsoft.com/office/word/2018/wordml" xmlns:w16du="http://schemas.microsoft.com/office/word/2023/wordml/word16du" xmlns:w16sdtdh="http://schemas.microsoft.com/office/word/2020/wordml/sdtdatahash" xmlns:w16sdtfl="http://schemas.microsoft.com/office/word/2024/wordml/sdtformatlock" xmlns:w16se="http://schemas.microsoft.com/office/word/2015/wordml/symex" xmlns:wpg="http://schemas.microsoft.com/office/word/2010/wordprocessingGroup" xmlns:wpi="http://schemas.microsoft.com/office/word/2010/wordprocessingInk" xmlns:wne="http://schemas.microsoft.com/office/word/2006/wordml" xmlns:wps="http://schemas.microsoft.com/office/word/2010/wordprocessingShape" mc:Ignorable="w14 w15 w16se w16cid w16 w16cex w16sdtdh w16sdtfl w16du wp14">
+  <w:p>
+    <w:pPr>
+      <w:pStyle w:val="Fuzeile"/>
+    </w:pPr>
+  </w:p>
+</w:ftr>
+</file>
+
+<file path=word/footer2.xml><?xml version="1.0" encoding="utf-8"?>
 <w:ftr xmlns:wpc="http://schemas.microsoft.com/office/word/2010/wordprocessingCanvas" xmlns:cx="http://schemas.microsoft.com/office/drawing/2014/chartex" xmlns:cx1="http://schemas.microsoft.com/office/drawing/2015/9/8/chartex" xmlns:cx2="http://schemas.microsoft.com/office/drawing/2015/10/21/chartex" xmlns:cx3="http://schemas.microsoft.com/office/drawing/2016/5/9/chartex" xmlns:cx4="http://schemas.microsoft.com/office/drawing/2016/5/10/chartex" xmlns:cx5="http://schemas.microsoft.com/office/drawing/2016/5/11/chartex" xmlns:cx6="http://schemas.microsoft.com/office/drawing/2016/5/12/chartex" xmlns:cx7="http://schemas.microsoft.com/office/drawing/2016/5/13/chartex" xmlns:cx8="http://schemas.microsoft.com/office/drawing/2016/5/14/chartex" xmlns:mc="http://schemas.openxmlformats.org/markup-compatibility/2006" xmlns:aink="http://schemas.microsoft.com/office/drawing/2016/ink" xmlns:am3d="http://schemas.microsoft.com/office/drawing/2017/model3d" xmlns:o="urn:schemas-microsoft-com:office:office" xmlns:oel="http://schemas.microsoft.com/office/2019/extlst" xmlns:r="http://schemas.openxmlformats.org/officeDocument/2006/relationships" xmlns:m="http://schemas.openxmlformats.org/officeDocument/2006/math" xmlns:v="urn:schemas-microsoft-com:vml" xmlns:wp14="http://schemas.microsoft.com/office/word/2010/wordprocessingDrawing" xmlns:wp="http://schemas.openxmlformats.org/drawingml/2006/wordprocessingDrawing" xmlns:w10="urn:schemas-microsoft-com:office:word" xmlns:w="http://schemas.openxmlformats.org/wordprocessingml/2006/main" xmlns:w14="http://schemas.microsoft.com/office/word/2010/wordml" xmlns:w15="http://schemas.microsoft.com/office/word/2012/wordml" xmlns:w16cex="http://schemas.microsoft.com/office/word/2018/wordml/cex" xmlns:w16cid="http://schemas.microsoft.com/office/word/2016/wordml/cid" xmlns:w16="http://schemas.microsoft.com/office/word/2018/wordml" xmlns:w16du="http://schemas.microsoft.com/office/word/2023/wordml/word16du" xmlns:w16sdtdh="http://schemas.microsoft.com/office/word/2020/wordml/sdtdatahash" xmlns:w16sdtfl="http://schemas.microsoft.com/office/word/2024/wordml/sdtformatlock" xmlns:w16se="http://schemas.microsoft.com/office/word/2015/wordml/symex" xmlns:wpg="http://schemas.microsoft.com/office/word/2010/wordprocessingGroup" xmlns:wpi="http://schemas.microsoft.com/office/word/2010/wordprocessingInk" xmlns:wne="http://schemas.microsoft.com/office/word/2006/wordml" xmlns:wps="http://schemas.microsoft.com/office/word/2010/wordprocessingShape" mc:Ignorable="w14 w15 w16se w16cid w16 w16cex w16sdtdh w16sdtfl w16du wp14">
   <w:tbl>
     <w:tblPr>
@@ -2089,9 +2385,49 @@
         <w:p>
           <w:pPr>
             <w:pStyle w:val="Fuzeile"/>
+            <w:rPr>
+              <w:lang w:val="en-US"/>
+            </w:rPr>
           </w:pPr>
           <w:r>
-            <w:t>&lt;&lt;[formLetter.senderWebsite]&gt;&gt;</w:t>
+            <w:rPr>
+              <w:lang w:val="en-US"/>
+            </w:rPr>
+            <w:t>&lt;&lt;[formLetter.senderPhone]&gt;&gt;</w:t>
+          </w:r>
+        </w:p>
+        <w:p>
+          <w:pPr>
+            <w:pStyle w:val="Fuzeile"/>
+            <w:rPr>
+              <w:lang w:val="en-US"/>
+            </w:rPr>
+          </w:pPr>
+          <w:r>
+            <w:rPr>
+              <w:lang w:val="en-US"/>
+            </w:rPr>
+            <w:t>&lt;&lt;[formLetter.senderEmail]&gt;&gt;</w:t>
+          </w:r>
+        </w:p>
+        <w:p>
+          <w:pPr>
+            <w:pStyle w:val="Fuzeile"/>
+            <w:rPr>
+              <w:lang w:val="en-US"/>
+            </w:rPr>
+          </w:pPr>
+          <w:r>
+            <w:rPr>
+              <w:lang w:val="en-US"/>
+            </w:rPr>
+            <w:t>&lt;</w:t>
+          </w:r>
+          <w:r>
+            <w:rPr>
+              <w:lang w:val="en-US"/>
+            </w:rPr>
+            <w:t>&lt;[formLetter.senderWebsite]&gt;&gt;</w:t>
           </w:r>
         </w:p>
       </w:tc>
@@ -2110,6 +2446,9 @@
         <w:p>
           <w:pPr>
             <w:pStyle w:val="Pfad"/>
+            <w:rPr>
+              <w:lang w:val="en-US"/>
+            </w:rPr>
           </w:pPr>
         </w:p>
       </w:tc>
@@ -2118,12 +2457,15 @@
   <w:p>
     <w:pPr>
       <w:pStyle w:val="Fuzeile"/>
+      <w:rPr>
+        <w:lang w:val="en-US"/>
+      </w:rPr>
     </w:pPr>
   </w:p>
 </w:ftr>
 </file>
 
-<file path=word/footer2.xml><?xml version="1.0" encoding="utf-8"?>
+<file path=word/footer3.xml><?xml version="1.0" encoding="utf-8"?>
 <w:ftr xmlns:wpc="http://schemas.microsoft.com/office/word/2010/wordprocessingCanvas" xmlns:cx="http://schemas.microsoft.com/office/drawing/2014/chartex" xmlns:cx1="http://schemas.microsoft.com/office/drawing/2015/9/8/chartex" xmlns:cx2="http://schemas.microsoft.com/office/drawing/2015/10/21/chartex" xmlns:cx3="http://schemas.microsoft.com/office/drawing/2016/5/9/chartex" xmlns:cx4="http://schemas.microsoft.com/office/drawing/2016/5/10/chartex" xmlns:cx5="http://schemas.microsoft.com/office/drawing/2016/5/11/chartex" xmlns:cx6="http://schemas.microsoft.com/office/drawing/2016/5/12/chartex" xmlns:cx7="http://schemas.microsoft.com/office/drawing/2016/5/13/chartex" xmlns:cx8="http://schemas.microsoft.com/office/drawing/2016/5/14/chartex" xmlns:mc="http://schemas.openxmlformats.org/markup-compatibility/2006" xmlns:aink="http://schemas.microsoft.com/office/drawing/2016/ink" xmlns:am3d="http://schemas.microsoft.com/office/drawing/2017/model3d" xmlns:o="urn:schemas-microsoft-com:office:office" xmlns:oel="http://schemas.microsoft.com/office/2019/extlst" xmlns:r="http://schemas.openxmlformats.org/officeDocument/2006/relationships" xmlns:m="http://schemas.openxmlformats.org/officeDocument/2006/math" xmlns:v="urn:schemas-microsoft-com:vml" xmlns:wp14="http://schemas.microsoft.com/office/word/2010/wordprocessingDrawing" xmlns:wp="http://schemas.openxmlformats.org/drawingml/2006/wordprocessingDrawing" xmlns:w10="urn:schemas-microsoft-com:office:word" xmlns:w="http://schemas.openxmlformats.org/wordprocessingml/2006/main" xmlns:w14="http://schemas.microsoft.com/office/word/2010/wordml" xmlns:w15="http://schemas.microsoft.com/office/word/2012/wordml" xmlns:w16cex="http://schemas.microsoft.com/office/word/2018/wordml/cex" xmlns:w16cid="http://schemas.microsoft.com/office/word/2016/wordml/cid" xmlns:w16="http://schemas.microsoft.com/office/word/2018/wordml" xmlns:w16du="http://schemas.microsoft.com/office/word/2023/wordml/word16du" xmlns:w16sdtdh="http://schemas.microsoft.com/office/word/2020/wordml/sdtdatahash" xmlns:w16sdtfl="http://schemas.microsoft.com/office/word/2024/wordml/sdtformatlock" xmlns:w16se="http://schemas.microsoft.com/office/word/2015/wordml/symex" xmlns:wpg="http://schemas.microsoft.com/office/word/2010/wordprocessingGroup" xmlns:wpi="http://schemas.microsoft.com/office/word/2010/wordprocessingInk" xmlns:wne="http://schemas.microsoft.com/office/word/2006/wordml" xmlns:wps="http://schemas.microsoft.com/office/word/2010/wordprocessingShape" mc:Ignorable="w14 w15 w16se w16cid w16 w16cex w16sdtdh w16sdtfl w16du wp14">
   <w:tbl>
     <w:tblPr>
@@ -2268,6 +2610,16 @@
 <w:hdr xmlns:wpc="http://schemas.microsoft.com/office/word/2010/wordprocessingCanvas" xmlns:cx="http://schemas.microsoft.com/office/drawing/2014/chartex" xmlns:cx1="http://schemas.microsoft.com/office/drawing/2015/9/8/chartex" xmlns:cx2="http://schemas.microsoft.com/office/drawing/2015/10/21/chartex" xmlns:cx3="http://schemas.microsoft.com/office/drawing/2016/5/9/chartex" xmlns:cx4="http://schemas.microsoft.com/office/drawing/2016/5/10/chartex" xmlns:cx5="http://schemas.microsoft.com/office/drawing/2016/5/11/chartex" xmlns:cx6="http://schemas.microsoft.com/office/drawing/2016/5/12/chartex" xmlns:cx7="http://schemas.microsoft.com/office/drawing/2016/5/13/chartex" xmlns:cx8="http://schemas.microsoft.com/office/drawing/2016/5/14/chartex" xmlns:mc="http://schemas.openxmlformats.org/markup-compatibility/2006" xmlns:aink="http://schemas.microsoft.com/office/drawing/2016/ink" xmlns:am3d="http://schemas.microsoft.com/office/drawing/2017/model3d" xmlns:o="urn:schemas-microsoft-com:office:office" xmlns:oel="http://schemas.microsoft.com/office/2019/extlst" xmlns:r="http://schemas.openxmlformats.org/officeDocument/2006/relationships" xmlns:m="http://schemas.openxmlformats.org/officeDocument/2006/math" xmlns:v="urn:schemas-microsoft-com:vml" xmlns:wp14="http://schemas.microsoft.com/office/word/2010/wordprocessingDrawing" xmlns:wp="http://schemas.openxmlformats.org/drawingml/2006/wordprocessingDrawing" xmlns:w10="urn:schemas-microsoft-com:office:word" xmlns:w="http://schemas.openxmlformats.org/wordprocessingml/2006/main" xmlns:w14="http://schemas.microsoft.com/office/word/2010/wordml" xmlns:w15="http://schemas.microsoft.com/office/word/2012/wordml" xmlns:w16cex="http://schemas.microsoft.com/office/word/2018/wordml/cex" xmlns:w16cid="http://schemas.microsoft.com/office/word/2016/wordml/cid" xmlns:w16="http://schemas.microsoft.com/office/word/2018/wordml" xmlns:w16du="http://schemas.microsoft.com/office/word/2023/wordml/word16du" xmlns:w16sdtdh="http://schemas.microsoft.com/office/word/2020/wordml/sdtdatahash" xmlns:w16sdtfl="http://schemas.microsoft.com/office/word/2024/wordml/sdtformatlock" xmlns:w16se="http://schemas.microsoft.com/office/word/2015/wordml/symex" xmlns:wpg="http://schemas.microsoft.com/office/word/2010/wordprocessingGroup" xmlns:wpi="http://schemas.microsoft.com/office/word/2010/wordprocessingInk" xmlns:wne="http://schemas.microsoft.com/office/word/2006/wordml" xmlns:wps="http://schemas.microsoft.com/office/word/2010/wordprocessingShape" mc:Ignorable="w14 w15 w16se w16cid w16 w16cex w16sdtdh w16sdtfl w16du wp14">
   <w:p>
     <w:pPr>
+      <w:pStyle w:val="Kopfzeile"/>
+    </w:pPr>
+  </w:p>
+</w:hdr>
+</file>
+
+<file path=word/header2.xml><?xml version="1.0" encoding="utf-8"?>
+<w:hdr xmlns:wpc="http://schemas.microsoft.com/office/word/2010/wordprocessingCanvas" xmlns:cx="http://schemas.microsoft.com/office/drawing/2014/chartex" xmlns:cx1="http://schemas.microsoft.com/office/drawing/2015/9/8/chartex" xmlns:cx2="http://schemas.microsoft.com/office/drawing/2015/10/21/chartex" xmlns:cx3="http://schemas.microsoft.com/office/drawing/2016/5/9/chartex" xmlns:cx4="http://schemas.microsoft.com/office/drawing/2016/5/10/chartex" xmlns:cx5="http://schemas.microsoft.com/office/drawing/2016/5/11/chartex" xmlns:cx6="http://schemas.microsoft.com/office/drawing/2016/5/12/chartex" xmlns:cx7="http://schemas.microsoft.com/office/drawing/2016/5/13/chartex" xmlns:cx8="http://schemas.microsoft.com/office/drawing/2016/5/14/chartex" xmlns:mc="http://schemas.openxmlformats.org/markup-compatibility/2006" xmlns:aink="http://schemas.microsoft.com/office/drawing/2016/ink" xmlns:am3d="http://schemas.microsoft.com/office/drawing/2017/model3d" xmlns:o="urn:schemas-microsoft-com:office:office" xmlns:oel="http://schemas.microsoft.com/office/2019/extlst" xmlns:r="http://schemas.openxmlformats.org/officeDocument/2006/relationships" xmlns:m="http://schemas.openxmlformats.org/officeDocument/2006/math" xmlns:v="urn:schemas-microsoft-com:vml" xmlns:wp14="http://schemas.microsoft.com/office/word/2010/wordprocessingDrawing" xmlns:wp="http://schemas.openxmlformats.org/drawingml/2006/wordprocessingDrawing" xmlns:w10="urn:schemas-microsoft-com:office:word" xmlns:w="http://schemas.openxmlformats.org/wordprocessingml/2006/main" xmlns:w14="http://schemas.microsoft.com/office/word/2010/wordml" xmlns:w15="http://schemas.microsoft.com/office/word/2012/wordml" xmlns:w16cex="http://schemas.microsoft.com/office/word/2018/wordml/cex" xmlns:w16cid="http://schemas.microsoft.com/office/word/2016/wordml/cid" xmlns:w16="http://schemas.microsoft.com/office/word/2018/wordml" xmlns:w16du="http://schemas.microsoft.com/office/word/2023/wordml/word16du" xmlns:w16sdtdh="http://schemas.microsoft.com/office/word/2020/wordml/sdtdatahash" xmlns:w16sdtfl="http://schemas.microsoft.com/office/word/2024/wordml/sdtformatlock" xmlns:w16se="http://schemas.microsoft.com/office/word/2015/wordml/symex" xmlns:wpg="http://schemas.microsoft.com/office/word/2010/wordprocessingGroup" xmlns:wpi="http://schemas.microsoft.com/office/word/2010/wordprocessingInk" xmlns:wne="http://schemas.microsoft.com/office/word/2006/wordml" xmlns:wps="http://schemas.microsoft.com/office/word/2010/wordprocessingShape" mc:Ignorable="w14 w15 w16se w16cid w16 w16cex w16sdtdh w16sdtfl w16du wp14">
+  <w:p>
+    <w:pPr>
       <w:pStyle w:val="Platzhalter"/>
       <w:rPr>
         <w:lang w:val="en-US"/>
@@ -2280,6 +2632,16 @@
       <w:rPr>
         <w:lang w:val="en-US"/>
       </w:rPr>
+    </w:pPr>
+  </w:p>
+</w:hdr>
+</file>
+
+<file path=word/header3.xml><?xml version="1.0" encoding="utf-8"?>
+<w:hdr xmlns:wpc="http://schemas.microsoft.com/office/word/2010/wordprocessingCanvas" xmlns:cx="http://schemas.microsoft.com/office/drawing/2014/chartex" xmlns:cx1="http://schemas.microsoft.com/office/drawing/2015/9/8/chartex" xmlns:cx2="http://schemas.microsoft.com/office/drawing/2015/10/21/chartex" xmlns:cx3="http://schemas.microsoft.com/office/drawing/2016/5/9/chartex" xmlns:cx4="http://schemas.microsoft.com/office/drawing/2016/5/10/chartex" xmlns:cx5="http://schemas.microsoft.com/office/drawing/2016/5/11/chartex" xmlns:cx6="http://schemas.microsoft.com/office/drawing/2016/5/12/chartex" xmlns:cx7="http://schemas.microsoft.com/office/drawing/2016/5/13/chartex" xmlns:cx8="http://schemas.microsoft.com/office/drawing/2016/5/14/chartex" xmlns:mc="http://schemas.openxmlformats.org/markup-compatibility/2006" xmlns:aink="http://schemas.microsoft.com/office/drawing/2016/ink" xmlns:am3d="http://schemas.microsoft.com/office/drawing/2017/model3d" xmlns:o="urn:schemas-microsoft-com:office:office" xmlns:oel="http://schemas.microsoft.com/office/2019/extlst" xmlns:r="http://schemas.openxmlformats.org/officeDocument/2006/relationships" xmlns:m="http://schemas.openxmlformats.org/officeDocument/2006/math" xmlns:v="urn:schemas-microsoft-com:vml" xmlns:wp14="http://schemas.microsoft.com/office/word/2010/wordprocessingDrawing" xmlns:wp="http://schemas.openxmlformats.org/drawingml/2006/wordprocessingDrawing" xmlns:w10="urn:schemas-microsoft-com:office:word" xmlns:w="http://schemas.openxmlformats.org/wordprocessingml/2006/main" xmlns:w14="http://schemas.microsoft.com/office/word/2010/wordml" xmlns:w15="http://schemas.microsoft.com/office/word/2012/wordml" xmlns:w16cex="http://schemas.microsoft.com/office/word/2018/wordml/cex" xmlns:w16cid="http://schemas.microsoft.com/office/word/2016/wordml/cid" xmlns:w16="http://schemas.microsoft.com/office/word/2018/wordml" xmlns:w16du="http://schemas.microsoft.com/office/word/2023/wordml/word16du" xmlns:w16sdtdh="http://schemas.microsoft.com/office/word/2020/wordml/sdtdatahash" xmlns:w16sdtfl="http://schemas.microsoft.com/office/word/2024/wordml/sdtformatlock" xmlns:w16se="http://schemas.microsoft.com/office/word/2015/wordml/symex" xmlns:wpg="http://schemas.microsoft.com/office/word/2010/wordprocessingGroup" xmlns:wpi="http://schemas.microsoft.com/office/word/2010/wordprocessingInk" xmlns:wne="http://schemas.microsoft.com/office/word/2006/wordml" xmlns:wps="http://schemas.microsoft.com/office/word/2010/wordprocessingShape" mc:Ignorable="w14 w15 w16se w16cid w16 w16cex w16sdtdh w16sdtfl w16du wp14">
+  <w:p>
+    <w:pPr>
+      <w:pStyle w:val="Kopfzeile"/>
     </w:pPr>
   </w:p>
 </w:hdr>

--- a/src/Bk.APG.Api/Templates/FormLetterGeneralElection_German.docx
+++ b/src/Bk.APG.Api/Templates/FormLetterGeneralElection_German.docx
@@ -13,7 +13,23 @@
           <w:highlight w:val="green"/>
           <w:lang w:val="en-US"/>
         </w:rPr>
-        <w:t>&lt;&lt;foreach [member in formLetter.memberships]&gt;&gt;</w:t>
+        <w:t xml:space="preserve">&lt;&lt;foreach [member in </w:t>
+      </w:r>
+      <w:proofErr w:type="spellStart"/>
+      <w:r>
+        <w:rPr>
+          <w:highlight w:val="green"/>
+          <w:lang w:val="en-US"/>
+        </w:rPr>
+        <w:t>formLetter.memberships</w:t>
+      </w:r>
+      <w:proofErr w:type="spellEnd"/>
+      <w:r>
+        <w:rPr>
+          <w:highlight w:val="green"/>
+          <w:lang w:val="en-US"/>
+        </w:rPr>
+        <w:t>]&gt;&gt;</w:t>
       </w:r>
     </w:p>
     <w:tbl>
@@ -115,36 +131,64 @@
                 <w:szCs w:val="15"/>
                 <w:lang w:val="en-US"/>
               </w:rPr>
-              <w:t>&lt;&lt;</w:t>
-            </w:r>
+              <w:t>&lt;</w:t>
+            </w:r>
+            <w:proofErr w:type="gramStart"/>
             <w:r>
               <w:rPr>
                 <w:szCs w:val="15"/>
                 <w:lang w:val="en-US"/>
               </w:rPr>
+              <w:t>&lt;</w:t>
+            </w:r>
+            <w:r>
+              <w:rPr>
+                <w:szCs w:val="15"/>
+                <w:lang w:val="en-US"/>
+              </w:rPr>
               <w:t>[</w:t>
             </w:r>
+            <w:proofErr w:type="gramEnd"/>
             <w:r>
               <w:rPr>
                 <w:rFonts w:eastAsia="Times New Roman"/>
                 <w:szCs w:val="15"/>
                 <w:lang w:val="en-US"/>
               </w:rPr>
-              <w:t xml:space="preserve"> member</w:t>
-            </w:r>
-            <w:r>
-              <w:rPr>
+              <w:t xml:space="preserve"> </w:t>
+            </w:r>
+            <w:proofErr w:type="spellStart"/>
+            <w:proofErr w:type="gramStart"/>
+            <w:r>
+              <w:rPr>
+                <w:rFonts w:eastAsia="Times New Roman"/>
                 <w:szCs w:val="15"/>
                 <w:lang w:val="en-US"/>
               </w:rPr>
-              <w:t>.</w:t>
+              <w:t>member</w:t>
             </w:r>
             <w:r>
               <w:rPr>
                 <w:szCs w:val="15"/>
                 <w:lang w:val="en-US"/>
               </w:rPr>
-              <w:t>senderDepartment]&gt;&gt;</w:t>
+              <w:t>.</w:t>
+            </w:r>
+            <w:r>
+              <w:rPr>
+                <w:szCs w:val="15"/>
+                <w:lang w:val="en-US"/>
+              </w:rPr>
+              <w:t>senderDepartment</w:t>
+            </w:r>
+            <w:proofErr w:type="spellEnd"/>
+            <w:proofErr w:type="gramEnd"/>
+            <w:r>
+              <w:rPr>
+                <w:szCs w:val="15"/>
+                <w:lang w:val="en-US"/>
+              </w:rPr>
+              <w:t>]&gt;&gt;</w:t>
             </w:r>
             <w:bookmarkEnd w:id="0"/>
           </w:p>
@@ -165,6 +209,8 @@
               </w:rPr>
               <w:t>&lt;&lt;[</w:t>
             </w:r>
+            <w:proofErr w:type="spellStart"/>
+            <w:proofErr w:type="gramStart"/>
             <w:r>
               <w:rPr>
                 <w:rFonts w:eastAsia="Times New Roman"/>
@@ -191,7 +237,18 @@
                 <w:szCs w:val="15"/>
                 <w:lang w:val="en-US"/>
               </w:rPr>
-              <w:t>Office]&gt;&gt;</w:t>
+              <w:t>Office</w:t>
+            </w:r>
+            <w:proofErr w:type="spellEnd"/>
+            <w:proofErr w:type="gramEnd"/>
+            <w:r>
+              <w:rPr>
+                <w:b/>
+                <w:bCs/>
+                <w:szCs w:val="15"/>
+                <w:lang w:val="en-US"/>
+              </w:rPr>
+              <w:t>]&gt;&gt;</w:t>
             </w:r>
           </w:p>
         </w:tc>
@@ -199,7 +256,7 @@
     </w:tbl>
     <w:tbl>
       <w:tblPr>
-        <w:tblStyle w:val="Tabellenraster"/>
+        <w:tblStyle w:val="TableGrid"/>
         <w:tblW w:w="0" w:type="auto"/>
         <w:tblLayout w:type="fixed"/>
         <w:tblCellMar>
@@ -333,6 +390,8 @@
               </w:rPr>
               <w:t>&lt;&lt;[</w:t>
             </w:r>
+            <w:proofErr w:type="spellStart"/>
+            <w:proofErr w:type="gramStart"/>
             <w:r>
               <w:rPr>
                 <w:rFonts w:eastAsiaTheme="minorHAnsi" w:cs="Arial"/>
@@ -349,7 +408,18 @@
                 <w:szCs w:val="12"/>
                 <w:lang w:eastAsia="en-US"/>
               </w:rPr>
-              <w:t>.senderOfficeShort]&gt;&gt;</w:t>
+              <w:t>.senderOfficeShort</w:t>
+            </w:r>
+            <w:proofErr w:type="spellEnd"/>
+            <w:proofErr w:type="gramEnd"/>
+            <w:r>
+              <w:rPr>
+                <w:rFonts w:eastAsiaTheme="minorHAnsi" w:cs="Arial"/>
+                <w:sz w:val="12"/>
+                <w:szCs w:val="12"/>
+                <w:lang w:eastAsia="en-US"/>
+              </w:rPr>
+              <w:t>]&gt;&gt;</w:t>
             </w:r>
           </w:p>
         </w:tc>
@@ -395,6 +465,8 @@
               </w:rPr>
               <w:t>&lt;&lt;[</w:t>
             </w:r>
+            <w:proofErr w:type="spellStart"/>
+            <w:proofErr w:type="gramStart"/>
             <w:r>
               <w:rPr>
                 <w:rFonts w:cs="Arial"/>
@@ -419,6 +491,8 @@
               </w:rPr>
               <w:t>senderZip</w:t>
             </w:r>
+            <w:proofErr w:type="spellEnd"/>
+            <w:proofErr w:type="gramEnd"/>
             <w:r>
               <w:rPr>
                 <w:rFonts w:cs="Arial"/>
@@ -427,6 +501,8 @@
               </w:rPr>
               <w:t>]&gt;&gt; &lt;&lt;[</w:t>
             </w:r>
+            <w:proofErr w:type="spellStart"/>
+            <w:proofErr w:type="gramStart"/>
             <w:r>
               <w:rPr>
                 <w:rFonts w:cs="Arial"/>
@@ -451,6 +527,8 @@
               </w:rPr>
               <w:t>senderCity</w:t>
             </w:r>
+            <w:proofErr w:type="spellEnd"/>
+            <w:proofErr w:type="gramEnd"/>
             <w:r>
               <w:rPr>
                 <w:rFonts w:cs="Arial"/>
@@ -613,7 +691,23 @@
               <w:rPr>
                 <w:lang w:val="en-US"/>
               </w:rPr>
-              <w:t>&lt;&lt;[member.salutation]&gt;&gt;</w:t>
+              <w:t>&lt;&lt;[</w:t>
+            </w:r>
+            <w:proofErr w:type="spellStart"/>
+            <w:proofErr w:type="gramStart"/>
+            <w:r>
+              <w:rPr>
+                <w:lang w:val="en-US"/>
+              </w:rPr>
+              <w:t>member.salutation</w:t>
+            </w:r>
+            <w:proofErr w:type="spellEnd"/>
+            <w:proofErr w:type="gramEnd"/>
+            <w:r>
+              <w:rPr>
+                <w:lang w:val="en-US"/>
+              </w:rPr>
+              <w:t>]&gt;&gt;</w:t>
             </w:r>
           </w:p>
           <w:p>
@@ -626,7 +720,39 @@
               <w:rPr>
                 <w:lang w:val="en-US"/>
               </w:rPr>
-              <w:t>&lt;&lt;[member.givenName]&gt;&gt; &lt;&lt;[member.surname]&gt;&gt;</w:t>
+              <w:t>&lt;&lt;[</w:t>
+            </w:r>
+            <w:proofErr w:type="spellStart"/>
+            <w:proofErr w:type="gramStart"/>
+            <w:r>
+              <w:rPr>
+                <w:lang w:val="en-US"/>
+              </w:rPr>
+              <w:t>member.givenName</w:t>
+            </w:r>
+            <w:proofErr w:type="spellEnd"/>
+            <w:proofErr w:type="gramEnd"/>
+            <w:r>
+              <w:rPr>
+                <w:lang w:val="en-US"/>
+              </w:rPr>
+              <w:t>]&gt;&gt; &lt;&lt;[</w:t>
+            </w:r>
+            <w:proofErr w:type="spellStart"/>
+            <w:proofErr w:type="gramStart"/>
+            <w:r>
+              <w:rPr>
+                <w:lang w:val="en-US"/>
+              </w:rPr>
+              <w:t>member.surname</w:t>
+            </w:r>
+            <w:proofErr w:type="spellEnd"/>
+            <w:proofErr w:type="gramEnd"/>
+            <w:r>
+              <w:rPr>
+                <w:lang w:val="en-US"/>
+              </w:rPr>
+              <w:t>]&gt;&gt;</w:t>
             </w:r>
           </w:p>
           <w:p>
@@ -639,7 +765,23 @@
               <w:rPr>
                 <w:lang w:val="en-US"/>
               </w:rPr>
-              <w:t>&lt;&lt;[member.companyName]&gt;&gt;</w:t>
+              <w:t>&lt;&lt;[</w:t>
+            </w:r>
+            <w:proofErr w:type="spellStart"/>
+            <w:proofErr w:type="gramStart"/>
+            <w:r>
+              <w:rPr>
+                <w:lang w:val="en-US"/>
+              </w:rPr>
+              <w:t>member.companyName</w:t>
+            </w:r>
+            <w:proofErr w:type="spellEnd"/>
+            <w:proofErr w:type="gramEnd"/>
+            <w:r>
+              <w:rPr>
+                <w:lang w:val="en-US"/>
+              </w:rPr>
+              <w:t>]&gt;&gt;</w:t>
             </w:r>
           </w:p>
           <w:p>
@@ -652,7 +794,23 @@
               <w:rPr>
                 <w:lang w:val="en-US"/>
               </w:rPr>
-              <w:t>&lt;&lt;[member.street]&gt;&gt;</w:t>
+              <w:t>&lt;&lt;[</w:t>
+            </w:r>
+            <w:proofErr w:type="spellStart"/>
+            <w:proofErr w:type="gramStart"/>
+            <w:r>
+              <w:rPr>
+                <w:lang w:val="en-US"/>
+              </w:rPr>
+              <w:t>member.street</w:t>
+            </w:r>
+            <w:proofErr w:type="spellEnd"/>
+            <w:proofErr w:type="gramEnd"/>
+            <w:r>
+              <w:rPr>
+                <w:lang w:val="en-US"/>
+              </w:rPr>
+              <w:t>]&gt;&gt;</w:t>
             </w:r>
           </w:p>
           <w:p>
@@ -665,7 +823,23 @@
               <w:rPr>
                 <w:lang w:val="en-US"/>
               </w:rPr>
-              <w:t>&lt;&lt;[member.poBox]&gt;&gt;</w:t>
+              <w:t>&lt;&lt;[</w:t>
+            </w:r>
+            <w:proofErr w:type="spellStart"/>
+            <w:proofErr w:type="gramStart"/>
+            <w:r>
+              <w:rPr>
+                <w:lang w:val="en-US"/>
+              </w:rPr>
+              <w:t>member.poBox</w:t>
+            </w:r>
+            <w:proofErr w:type="spellEnd"/>
+            <w:proofErr w:type="gramEnd"/>
+            <w:r>
+              <w:rPr>
+                <w:lang w:val="en-US"/>
+              </w:rPr>
+              <w:t>]&gt;&gt;</w:t>
             </w:r>
           </w:p>
           <w:p>
@@ -692,6 +866,8 @@
               </w:rPr>
               <w:t>.zip]&gt;&gt; &lt;&lt;[</w:t>
             </w:r>
+            <w:proofErr w:type="spellStart"/>
+            <w:proofErr w:type="gramStart"/>
             <w:r>
               <w:rPr>
                 <w:lang w:val="en-US"/>
@@ -702,7 +878,15 @@
               <w:rPr>
                 <w:lang w:val="en-US"/>
               </w:rPr>
-              <w:t>.city]&gt;&gt;</w:t>
+              <w:t>.city</w:t>
+            </w:r>
+            <w:proofErr w:type="spellEnd"/>
+            <w:proofErr w:type="gramEnd"/>
+            <w:r>
+              <w:rPr>
+                <w:lang w:val="en-US"/>
+              </w:rPr>
+              <w:t>]&gt;&gt;</w:t>
             </w:r>
           </w:p>
           <w:p>
@@ -717,6 +901,8 @@
               </w:rPr>
               <w:t>&lt;&lt;[</w:t>
             </w:r>
+            <w:proofErr w:type="spellStart"/>
+            <w:proofErr w:type="gramStart"/>
             <w:r>
               <w:rPr>
                 <w:lang w:val="en-US"/>
@@ -727,7 +913,15 @@
               <w:rPr>
                 <w:lang w:val="en-US"/>
               </w:rPr>
-              <w:t>.country]&gt;&gt;</w:t>
+              <w:t>.country</w:t>
+            </w:r>
+            <w:proofErr w:type="spellEnd"/>
+            <w:proofErr w:type="gramEnd"/>
+            <w:r>
+              <w:rPr>
+                <w:lang w:val="en-US"/>
+              </w:rPr>
+              <w:t>]&gt;&gt;</w:t>
             </w:r>
           </w:p>
         </w:tc>
@@ -768,6 +962,8 @@
               </w:rPr>
               <w:t>&lt;&lt;[</w:t>
             </w:r>
+            <w:proofErr w:type="spellStart"/>
+            <w:proofErr w:type="gramStart"/>
             <w:r>
               <w:rPr>
                 <w:b/>
@@ -782,23 +978,45 @@
                 <w:bCs/>
                 <w:szCs w:val="15"/>
               </w:rPr>
-              <w:t>.senderCity]&gt;&gt;, &lt;&lt;[</w:t>
-            </w:r>
+              <w:t>.senderCity</w:t>
+            </w:r>
+            <w:proofErr w:type="spellEnd"/>
+            <w:proofErr w:type="gramEnd"/>
             <w:r>
               <w:rPr>
                 <w:b/>
                 <w:bCs/>
                 <w:szCs w:val="15"/>
               </w:rPr>
-              <w:t>member</w:t>
-            </w:r>
+              <w:t>]&gt;&gt;, &lt;&lt;[</w:t>
+            </w:r>
+            <w:proofErr w:type="spellStart"/>
+            <w:proofErr w:type="gramStart"/>
             <w:r>
               <w:rPr>
                 <w:b/>
                 <w:bCs/>
                 <w:szCs w:val="15"/>
               </w:rPr>
-              <w:t>.dateLetter]&gt;&gt;</w:t>
+              <w:t>member</w:t>
+            </w:r>
+            <w:r>
+              <w:rPr>
+                <w:b/>
+                <w:bCs/>
+                <w:szCs w:val="15"/>
+              </w:rPr>
+              <w:t>.dateLetter</w:t>
+            </w:r>
+            <w:proofErr w:type="spellEnd"/>
+            <w:proofErr w:type="gramEnd"/>
+            <w:r>
+              <w:rPr>
+                <w:b/>
+                <w:bCs/>
+                <w:szCs w:val="15"/>
+              </w:rPr>
+              <w:t>]&gt;&gt;</w:t>
             </w:r>
           </w:p>
         </w:tc>
@@ -820,6 +1038,8 @@
         </w:rPr>
         <w:t>&lt;&lt;[</w:t>
       </w:r>
+      <w:proofErr w:type="spellStart"/>
+      <w:proofErr w:type="gramStart"/>
       <w:r>
         <w:rPr>
           <w:b/>
@@ -844,6 +1064,8 @@
         </w:rPr>
         <w:t>subject</w:t>
       </w:r>
+      <w:proofErr w:type="spellEnd"/>
+      <w:proofErr w:type="gramEnd"/>
       <w:r>
         <w:rPr>
           <w:b/>
@@ -872,6 +1094,8 @@
         </w:rPr>
         <w:t>&lt;&lt;[</w:t>
       </w:r>
+      <w:proofErr w:type="spellStart"/>
+      <w:proofErr w:type="gramStart"/>
       <w:r>
         <w:rPr>
           <w:lang w:val="en-US"/>
@@ -890,6 +1114,8 @@
         </w:rPr>
         <w:t>Text</w:t>
       </w:r>
+      <w:proofErr w:type="spellEnd"/>
+      <w:proofErr w:type="gramEnd"/>
       <w:r>
         <w:rPr>
           <w:lang w:val="en-US"/>
@@ -906,13 +1132,96 @@
     </w:p>
     <w:p>
       <w:r>
+        <w:rPr>
+          <w:highlight w:val="yellow"/>
+        </w:rPr>
+        <w:t>&lt;&lt;</w:t>
+      </w:r>
+      <w:proofErr w:type="spellStart"/>
+      <w:r>
+        <w:rPr>
+          <w:highlight w:val="yellow"/>
+        </w:rPr>
+        <w:t>if</w:t>
+      </w:r>
+      <w:proofErr w:type="spellEnd"/>
+      <w:r>
+        <w:rPr>
+          <w:highlight w:val="yellow"/>
+        </w:rPr>
+        <w:t xml:space="preserve"> [</w:t>
+      </w:r>
+      <w:proofErr w:type="spellStart"/>
+      <w:proofErr w:type="gramStart"/>
+      <w:r>
+        <w:rPr>
+          <w:highlight w:val="yellow"/>
+        </w:rPr>
+        <w:t>member.formLetterType</w:t>
+      </w:r>
+      <w:proofErr w:type="spellEnd"/>
+      <w:r>
+        <w:rPr>
+          <w:highlight w:val="yellow"/>
+        </w:rPr>
+        <w:t xml:space="preserve"> </w:t>
+      </w:r>
+      <w:r>
+        <w:rPr>
+          <w:highlight w:val="yellow"/>
+        </w:rPr>
+        <w:t>!=</w:t>
+      </w:r>
+      <w:proofErr w:type="gramEnd"/>
+      <w:r>
+        <w:rPr>
+          <w:highlight w:val="yellow"/>
+        </w:rPr>
+        <w:t xml:space="preserve"> </w:t>
+      </w:r>
+      <w:r>
+        <w:rPr>
+          <w:highlight w:val="yellow"/>
+        </w:rPr>
+        <w:t>5</w:t>
+      </w:r>
+      <w:r>
+        <w:rPr>
+          <w:highlight w:val="yellow"/>
+        </w:rPr>
+        <w:t>]&gt;&gt;</w:t>
+      </w:r>
+    </w:p>
+    <w:p>
+      <w:r>
         <w:t>Der Bundesrat hat die ausserparlamentarischen Kommissionen, Leitungsorgane und Vertretungen des Bundes für die neue Amtsperiode</w:t>
       </w:r>
       <w:r>
         <w:t xml:space="preserve"> </w:t>
       </w:r>
       <w:r>
-        <w:t xml:space="preserve">&lt;&lt;[formLetter.nextTermOfOfficeBeginDate]:"dd.MM.yyyy"&gt;&gt; </w:t>
+        <w:t>&lt;</w:t>
+      </w:r>
+      <w:proofErr w:type="gramStart"/>
+      <w:r>
+        <w:t>&lt;[</w:t>
+      </w:r>
+      <w:proofErr w:type="spellStart"/>
+      <w:proofErr w:type="gramEnd"/>
+      <w:r>
+        <w:t>formLetter.nextTermOfOfficeBeginDate</w:t>
+      </w:r>
+      <w:proofErr w:type="spellEnd"/>
+      <w:r>
+        <w:t>]:"</w:t>
+      </w:r>
+      <w:proofErr w:type="spellStart"/>
+      <w:r>
+        <w:t>dd.MM.yyyy</w:t>
+      </w:r>
+      <w:proofErr w:type="spellEnd"/>
+      <w:r>
+        <w:t xml:space="preserve">"&gt;&gt; </w:t>
       </w:r>
       <w:bookmarkStart w:id="1" w:name="_Hlk148114139"/>
       <w:r>
@@ -931,7 +1240,28 @@
         <w:t xml:space="preserve"> </w:t>
       </w:r>
       <w:r>
-        <w:t>&lt;&lt;[formLetter.nextTermOfOfficeEndDate]:"dd.MM.yyyy"&gt;&gt;</w:t>
+        <w:t>&lt;</w:t>
+      </w:r>
+      <w:proofErr w:type="gramStart"/>
+      <w:r>
+        <w:t>&lt;[</w:t>
+      </w:r>
+      <w:proofErr w:type="spellStart"/>
+      <w:proofErr w:type="gramEnd"/>
+      <w:r>
+        <w:t>formLetter.nextTermOfOfficeEndDate</w:t>
+      </w:r>
+      <w:proofErr w:type="spellEnd"/>
+      <w:r>
+        <w:t>]:"</w:t>
+      </w:r>
+      <w:proofErr w:type="spellStart"/>
+      <w:r>
+        <w:t>dd.MM.yyyy</w:t>
+      </w:r>
+      <w:proofErr w:type="spellEnd"/>
+      <w:r>
+        <w:t>"&gt;&gt;</w:t>
       </w:r>
       <w:r>
         <w:t xml:space="preserve"> bestellt</w:t>
@@ -952,8 +1282,24 @@
           <w:highlight w:val="yellow"/>
           <w:lang w:val="en-US"/>
         </w:rPr>
+        <w:t>&lt;&lt;/if&gt;&gt;</w:t>
+      </w:r>
+    </w:p>
+    <w:p>
+      <w:pPr>
+        <w:rPr>
+          <w:lang w:val="en-US"/>
+        </w:rPr>
+      </w:pPr>
+      <w:r>
+        <w:rPr>
+          <w:highlight w:val="yellow"/>
+          <w:lang w:val="en-US"/>
+        </w:rPr>
         <w:t>&lt;&lt;if [</w:t>
       </w:r>
+      <w:proofErr w:type="spellStart"/>
+      <w:proofErr w:type="gramStart"/>
       <w:r>
         <w:rPr>
           <w:highlight w:val="yellow"/>
@@ -973,7 +1319,16 @@
           <w:highlight w:val="yellow"/>
           <w:lang w:val="en-US"/>
         </w:rPr>
-        <w:t xml:space="preserve">formLetterType == </w:t>
+        <w:t>formLetterType</w:t>
+      </w:r>
+      <w:proofErr w:type="spellEnd"/>
+      <w:proofErr w:type="gramEnd"/>
+      <w:r>
+        <w:rPr>
+          <w:highlight w:val="yellow"/>
+          <w:lang w:val="en-US"/>
+        </w:rPr>
+        <w:t xml:space="preserve"> == </w:t>
       </w:r>
       <w:r>
         <w:rPr>
@@ -987,7 +1342,25 @@
           <w:highlight w:val="yellow"/>
           <w:lang w:val="en-US"/>
         </w:rPr>
-        <w:t xml:space="preserve"> &amp;&amp; member.selfOrganized == fa</w:t>
+        <w:t xml:space="preserve"> &amp;&amp; </w:t>
+      </w:r>
+      <w:proofErr w:type="spellStart"/>
+      <w:proofErr w:type="gramStart"/>
+      <w:r>
+        <w:rPr>
+          <w:highlight w:val="yellow"/>
+          <w:lang w:val="en-US"/>
+        </w:rPr>
+        <w:t>member.selfOrganized</w:t>
+      </w:r>
+      <w:proofErr w:type="spellEnd"/>
+      <w:proofErr w:type="gramEnd"/>
+      <w:r>
+        <w:rPr>
+          <w:highlight w:val="yellow"/>
+          <w:lang w:val="en-US"/>
+        </w:rPr>
+        <w:t xml:space="preserve"> == fa</w:t>
       </w:r>
       <w:r>
         <w:rPr>
@@ -1022,6 +1395,8 @@
         </w:rPr>
         <w:t>&lt;&lt;[</w:t>
       </w:r>
+      <w:proofErr w:type="spellStart"/>
+      <w:proofErr w:type="gramStart"/>
       <w:r>
         <w:rPr>
           <w:b/>
@@ -1034,7 +1409,16 @@
           <w:b/>
           <w:bCs/>
         </w:rPr>
-        <w:t>.function]&gt;&gt;</w:t>
+        <w:t>.function</w:t>
+      </w:r>
+      <w:proofErr w:type="spellEnd"/>
+      <w:proofErr w:type="gramEnd"/>
+      <w:r>
+        <w:rPr>
+          <w:b/>
+          <w:bCs/>
+        </w:rPr>
+        <w:t>]&gt;&gt;</w:t>
       </w:r>
       <w:r>
         <w:t xml:space="preserve"> in folgendes Gremium gewählt: </w:t>
@@ -1062,6 +1446,8 @@
         </w:rPr>
         <w:t>&lt;&lt;[</w:t>
       </w:r>
+      <w:proofErr w:type="spellStart"/>
+      <w:proofErr w:type="gramStart"/>
       <w:r>
         <w:rPr>
           <w:b/>
@@ -1074,7 +1460,16 @@
           <w:b/>
           <w:bCs/>
         </w:rPr>
-        <w:t>.committeeName]&gt;&gt;</w:t>
+        <w:t>.committeeName</w:t>
+      </w:r>
+      <w:proofErr w:type="spellEnd"/>
+      <w:proofErr w:type="gramEnd"/>
+      <w:r>
+        <w:rPr>
+          <w:b/>
+          <w:bCs/>
+        </w:rPr>
+        <w:t>]&gt;&gt;</w:t>
       </w:r>
     </w:p>
     <w:p>
@@ -1148,7 +1543,43 @@
           <w:highlight w:val="yellow"/>
           <w:lang w:val="en-US"/>
         </w:rPr>
-        <w:t xml:space="preserve">&lt;&lt;if [member.formLetterType == 0 &amp;&amp; member.selfOrganized == </w:t>
+        <w:t>&lt;&lt;if [</w:t>
+      </w:r>
+      <w:proofErr w:type="spellStart"/>
+      <w:proofErr w:type="gramStart"/>
+      <w:r>
+        <w:rPr>
+          <w:highlight w:val="yellow"/>
+          <w:lang w:val="en-US"/>
+        </w:rPr>
+        <w:t>member.formLetterType</w:t>
+      </w:r>
+      <w:proofErr w:type="spellEnd"/>
+      <w:proofErr w:type="gramEnd"/>
+      <w:r>
+        <w:rPr>
+          <w:highlight w:val="yellow"/>
+          <w:lang w:val="en-US"/>
+        </w:rPr>
+        <w:t xml:space="preserve"> == 0 &amp;&amp; </w:t>
+      </w:r>
+      <w:proofErr w:type="spellStart"/>
+      <w:proofErr w:type="gramStart"/>
+      <w:r>
+        <w:rPr>
+          <w:highlight w:val="yellow"/>
+          <w:lang w:val="en-US"/>
+        </w:rPr>
+        <w:t>member.selfOrganized</w:t>
+      </w:r>
+      <w:proofErr w:type="spellEnd"/>
+      <w:proofErr w:type="gramEnd"/>
+      <w:r>
+        <w:rPr>
+          <w:highlight w:val="yellow"/>
+          <w:lang w:val="en-US"/>
+        </w:rPr>
+        <w:t xml:space="preserve"> == </w:t>
       </w:r>
       <w:r>
         <w:rPr>
@@ -1185,6 +1616,8 @@
         </w:rPr>
         <w:t>&lt;&lt;[</w:t>
       </w:r>
+      <w:proofErr w:type="spellStart"/>
+      <w:proofErr w:type="gramStart"/>
       <w:r>
         <w:rPr>
           <w:b/>
@@ -1197,7 +1630,16 @@
           <w:b/>
           <w:bCs/>
         </w:rPr>
-        <w:t>.committeeName]&gt;&gt;</w:t>
+        <w:t>.committeeName</w:t>
+      </w:r>
+      <w:proofErr w:type="spellEnd"/>
+      <w:proofErr w:type="gramEnd"/>
+      <w:r>
+        <w:rPr>
+          <w:b/>
+          <w:bCs/>
+        </w:rPr>
+        <w:t>]&gt;&gt;</w:t>
       </w:r>
     </w:p>
     <w:p/>
@@ -1209,7 +1651,6 @@
     <w:p/>
     <w:p>
       <w:r>
-        <w:lastRenderedPageBreak/>
         <w:t xml:space="preserve">Die Angaben zu Ihrer Person sind in die entsprechende Datenbank aufgenommen worden. Die Datenbank wird der Öffentlichkeit von der Bundeskanzlei unter </w:t>
       </w:r>
       <w:r>
@@ -1264,7 +1705,25 @@
           <w:highlight w:val="yellow"/>
           <w:lang w:val="en-US"/>
         </w:rPr>
-        <w:t xml:space="preserve">&lt;&lt;if [member.formLetterType == </w:t>
+        <w:t>&lt;&lt;if [</w:t>
+      </w:r>
+      <w:proofErr w:type="spellStart"/>
+      <w:proofErr w:type="gramStart"/>
+      <w:r>
+        <w:rPr>
+          <w:highlight w:val="yellow"/>
+          <w:lang w:val="en-US"/>
+        </w:rPr>
+        <w:t>member.formLetterType</w:t>
+      </w:r>
+      <w:proofErr w:type="spellEnd"/>
+      <w:proofErr w:type="gramEnd"/>
+      <w:r>
+        <w:rPr>
+          <w:highlight w:val="yellow"/>
+          <w:lang w:val="en-US"/>
+        </w:rPr>
+        <w:t xml:space="preserve"> == </w:t>
       </w:r>
       <w:r>
         <w:rPr>
@@ -1285,7 +1744,25 @@
           <w:highlight w:val="yellow"/>
           <w:lang w:val="en-US"/>
         </w:rPr>
-        <w:t xml:space="preserve">&amp;&amp; member.selfOrganized == </w:t>
+        <w:t xml:space="preserve">&amp;&amp; </w:t>
+      </w:r>
+      <w:proofErr w:type="spellStart"/>
+      <w:proofErr w:type="gramStart"/>
+      <w:r>
+        <w:rPr>
+          <w:highlight w:val="yellow"/>
+          <w:lang w:val="en-US"/>
+        </w:rPr>
+        <w:t>member.selfOrganized</w:t>
+      </w:r>
+      <w:proofErr w:type="spellEnd"/>
+      <w:proofErr w:type="gramEnd"/>
+      <w:r>
+        <w:rPr>
+          <w:highlight w:val="yellow"/>
+          <w:lang w:val="en-US"/>
+        </w:rPr>
+        <w:t xml:space="preserve"> == </w:t>
       </w:r>
       <w:r>
         <w:rPr>
@@ -1320,6 +1797,8 @@
         </w:rPr>
         <w:t>&lt;&lt;[</w:t>
       </w:r>
+      <w:proofErr w:type="spellStart"/>
+      <w:proofErr w:type="gramStart"/>
       <w:r>
         <w:rPr>
           <w:b/>
@@ -1332,7 +1811,16 @@
           <w:b/>
           <w:bCs/>
         </w:rPr>
-        <w:t>.function]&gt;&gt;</w:t>
+        <w:t>.function</w:t>
+      </w:r>
+      <w:proofErr w:type="spellEnd"/>
+      <w:proofErr w:type="gramEnd"/>
+      <w:r>
+        <w:rPr>
+          <w:b/>
+          <w:bCs/>
+        </w:rPr>
+        <w:t>]&gt;&gt;</w:t>
       </w:r>
       <w:r>
         <w:t xml:space="preserve"> in folgendem Gremium bestätigt: </w:t>
@@ -1360,6 +1848,8 @@
         </w:rPr>
         <w:t>&lt;&lt;[</w:t>
       </w:r>
+      <w:proofErr w:type="spellStart"/>
+      <w:proofErr w:type="gramStart"/>
       <w:r>
         <w:rPr>
           <w:b/>
@@ -1372,13 +1862,26 @@
           <w:b/>
           <w:bCs/>
         </w:rPr>
-        <w:t>.committeeName]&gt;&gt;</w:t>
+        <w:t>.committeeName</w:t>
+      </w:r>
+      <w:proofErr w:type="spellEnd"/>
+      <w:proofErr w:type="gramEnd"/>
+      <w:r>
+        <w:rPr>
+          <w:b/>
+          <w:bCs/>
+        </w:rPr>
+        <w:t>]&gt;&gt;</w:t>
       </w:r>
     </w:p>
     <w:p/>
     <w:p>
       <w:r>
-        <w:t>Im Namen des Bundesrates danke ich Ihnen aufrichtig für die bisher geleistete Arbeit und wünsche Ihnen weiterhin viel Erfolg und Genugtuung in Ihrem Amt</w:t>
+        <w:t xml:space="preserve">Im Namen des Bundesrates danke ich Ihnen aufrichtig für die bisher geleistete Arbeit und wünsche Ihnen weiterhin viel Erfolg und Genugtuung in Ihrem </w:t>
+      </w:r>
+      <w:proofErr w:type="gramStart"/>
+      <w:r>
+        <w:t>Amt</w:t>
       </w:r>
       <w:r>
         <w:t>.</w:t>
@@ -1387,7 +1890,28 @@
         <w:rPr>
           <w:highlight w:val="yellow"/>
         </w:rPr>
-        <w:t>&lt;&lt;/if&gt;&gt;</w:t>
+        <w:t>&lt;</w:t>
+      </w:r>
+      <w:proofErr w:type="gramEnd"/>
+      <w:r>
+        <w:rPr>
+          <w:highlight w:val="yellow"/>
+        </w:rPr>
+        <w:t>&lt;/</w:t>
+      </w:r>
+      <w:proofErr w:type="spellStart"/>
+      <w:r>
+        <w:rPr>
+          <w:highlight w:val="yellow"/>
+        </w:rPr>
+        <w:t>if</w:t>
+      </w:r>
+      <w:proofErr w:type="spellEnd"/>
+      <w:r>
+        <w:rPr>
+          <w:highlight w:val="yellow"/>
+        </w:rPr>
+        <w:t>&gt;&gt;</w:t>
       </w:r>
     </w:p>
     <w:p>
@@ -1401,7 +1925,25 @@
           <w:highlight w:val="yellow"/>
           <w:lang w:val="en-US"/>
         </w:rPr>
-        <w:t>&lt;&lt;if [member.formLetterType == 1</w:t>
+        <w:t>&lt;&lt;if [</w:t>
+      </w:r>
+      <w:proofErr w:type="spellStart"/>
+      <w:proofErr w:type="gramStart"/>
+      <w:r>
+        <w:rPr>
+          <w:highlight w:val="yellow"/>
+          <w:lang w:val="en-US"/>
+        </w:rPr>
+        <w:t>member.formLetterType</w:t>
+      </w:r>
+      <w:proofErr w:type="spellEnd"/>
+      <w:proofErr w:type="gramEnd"/>
+      <w:r>
+        <w:rPr>
+          <w:highlight w:val="yellow"/>
+          <w:lang w:val="en-US"/>
+        </w:rPr>
+        <w:t xml:space="preserve"> == 1</w:t>
       </w:r>
       <w:r>
         <w:rPr>
@@ -1415,7 +1957,25 @@
           <w:highlight w:val="yellow"/>
           <w:lang w:val="en-US"/>
         </w:rPr>
-        <w:t xml:space="preserve">&amp;&amp; member.selfOrganized == </w:t>
+        <w:t xml:space="preserve">&amp;&amp; </w:t>
+      </w:r>
+      <w:proofErr w:type="spellStart"/>
+      <w:proofErr w:type="gramStart"/>
+      <w:r>
+        <w:rPr>
+          <w:highlight w:val="yellow"/>
+          <w:lang w:val="en-US"/>
+        </w:rPr>
+        <w:t>member.selfOrganized</w:t>
+      </w:r>
+      <w:proofErr w:type="spellEnd"/>
+      <w:proofErr w:type="gramEnd"/>
+      <w:r>
+        <w:rPr>
+          <w:highlight w:val="yellow"/>
+          <w:lang w:val="en-US"/>
+        </w:rPr>
+        <w:t xml:space="preserve"> == </w:t>
       </w:r>
       <w:r>
         <w:rPr>
@@ -1459,6 +2019,8 @@
         </w:rPr>
         <w:t>&lt;&lt;[</w:t>
       </w:r>
+      <w:proofErr w:type="spellStart"/>
+      <w:proofErr w:type="gramStart"/>
       <w:r>
         <w:rPr>
           <w:b/>
@@ -1471,7 +2033,16 @@
           <w:b/>
           <w:bCs/>
         </w:rPr>
-        <w:t>.committeeName]&gt;&gt;</w:t>
+        <w:t>.committeeName</w:t>
+      </w:r>
+      <w:proofErr w:type="spellEnd"/>
+      <w:proofErr w:type="gramEnd"/>
+      <w:r>
+        <w:rPr>
+          <w:b/>
+          <w:bCs/>
+        </w:rPr>
+        <w:t>]&gt;&gt;</w:t>
       </w:r>
     </w:p>
     <w:p>
@@ -1490,7 +2061,11 @@
     <w:p/>
     <w:p>
       <w:r>
-        <w:t>Im Namen des Bundesrates danke ich Ihnen aufrichtig für die bisher geleistete Arbeit und wünsche Ihnen weiterhin viel Erfolg und Genugtuung in Ihrem Amt</w:t>
+        <w:t xml:space="preserve">Im Namen des Bundesrates danke ich Ihnen aufrichtig für die bisher geleistete Arbeit und wünsche Ihnen weiterhin viel Erfolg und Genugtuung in Ihrem </w:t>
+      </w:r>
+      <w:proofErr w:type="gramStart"/>
+      <w:r>
+        <w:t>Amt</w:t>
       </w:r>
       <w:r>
         <w:t>.</w:t>
@@ -1499,15 +2074,66 @@
         <w:rPr>
           <w:highlight w:val="yellow"/>
         </w:rPr>
-        <w:t>&lt;&lt;/if&gt;&gt;</w:t>
-      </w:r>
-    </w:p>
-    <w:p>
-      <w:r>
-        <w:rPr>
-          <w:highlight w:val="yellow"/>
-        </w:rPr>
-        <w:t xml:space="preserve">&lt;&lt;if [member.formLetterType == </w:t>
+        <w:t>&lt;</w:t>
+      </w:r>
+      <w:proofErr w:type="gramEnd"/>
+      <w:r>
+        <w:rPr>
+          <w:highlight w:val="yellow"/>
+        </w:rPr>
+        <w:t>&lt;/</w:t>
+      </w:r>
+      <w:proofErr w:type="spellStart"/>
+      <w:r>
+        <w:rPr>
+          <w:highlight w:val="yellow"/>
+        </w:rPr>
+        <w:t>if</w:t>
+      </w:r>
+      <w:proofErr w:type="spellEnd"/>
+      <w:r>
+        <w:rPr>
+          <w:highlight w:val="yellow"/>
+        </w:rPr>
+        <w:t>&gt;&gt;</w:t>
+      </w:r>
+    </w:p>
+    <w:p>
+      <w:r>
+        <w:rPr>
+          <w:highlight w:val="yellow"/>
+        </w:rPr>
+        <w:t>&lt;&lt;</w:t>
+      </w:r>
+      <w:proofErr w:type="spellStart"/>
+      <w:r>
+        <w:rPr>
+          <w:highlight w:val="yellow"/>
+        </w:rPr>
+        <w:t>if</w:t>
+      </w:r>
+      <w:proofErr w:type="spellEnd"/>
+      <w:r>
+        <w:rPr>
+          <w:highlight w:val="yellow"/>
+        </w:rPr>
+        <w:t xml:space="preserve"> [</w:t>
+      </w:r>
+      <w:proofErr w:type="spellStart"/>
+      <w:proofErr w:type="gramStart"/>
+      <w:r>
+        <w:rPr>
+          <w:highlight w:val="yellow"/>
+        </w:rPr>
+        <w:t>member.formLetterType</w:t>
+      </w:r>
+      <w:proofErr w:type="spellEnd"/>
+      <w:proofErr w:type="gramEnd"/>
+      <w:r>
+        <w:rPr>
+          <w:highlight w:val="yellow"/>
+        </w:rPr>
+        <w:t xml:space="preserve"> == </w:t>
       </w:r>
       <w:r>
         <w:rPr>
@@ -1533,7 +2159,16 @@
         <w:t xml:space="preserve">Er hat von Ihrem Rücktritt per </w:t>
       </w:r>
       <w:r>
-        <w:t>&lt;&lt;[formLetter.</w:t>
+        <w:t>&lt;</w:t>
+      </w:r>
+      <w:proofErr w:type="gramStart"/>
+      <w:r>
+        <w:t>&lt;[</w:t>
+      </w:r>
+      <w:proofErr w:type="spellStart"/>
+      <w:proofErr w:type="gramEnd"/>
+      <w:r>
+        <w:t>formLetter.</w:t>
       </w:r>
       <w:r>
         <w:t>t</w:t>
@@ -1545,7 +2180,19 @@
         <w:t>End</w:t>
       </w:r>
       <w:r>
-        <w:t>Date]:"dd.MM.yyyy"&gt;&gt;</w:t>
+        <w:t>Date</w:t>
+      </w:r>
+      <w:proofErr w:type="spellEnd"/>
+      <w:r>
+        <w:t>]:"</w:t>
+      </w:r>
+      <w:proofErr w:type="spellStart"/>
+      <w:r>
+        <w:t>dd.MM.yyyy</w:t>
+      </w:r>
+      <w:proofErr w:type="spellEnd"/>
+      <w:r>
+        <w:t>"&gt;&gt;</w:t>
       </w:r>
       <w:r>
         <w:t xml:space="preserve"> als</w:t>
@@ -1563,6 +2210,8 @@
         </w:rPr>
         <w:t>&lt;&lt;[</w:t>
       </w:r>
+      <w:proofErr w:type="spellStart"/>
+      <w:proofErr w:type="gramStart"/>
       <w:r>
         <w:rPr>
           <w:b/>
@@ -1575,7 +2224,16 @@
           <w:b/>
           <w:bCs/>
         </w:rPr>
-        <w:t>.function]&gt;&gt;</w:t>
+        <w:t>.function</w:t>
+      </w:r>
+      <w:proofErr w:type="spellEnd"/>
+      <w:proofErr w:type="gramEnd"/>
+      <w:r>
+        <w:rPr>
+          <w:b/>
+          <w:bCs/>
+        </w:rPr>
+        <w:t>]&gt;&gt;</w:t>
       </w:r>
       <w:r>
         <w:rPr>
@@ -1592,15 +2250,59 @@
         <w:rPr>
           <w:highlight w:val="yellow"/>
         </w:rPr>
-        <w:t>&lt;&lt;/if&gt;&gt;</w:t>
-      </w:r>
-    </w:p>
-    <w:p>
-      <w:r>
-        <w:rPr>
-          <w:highlight w:val="yellow"/>
-        </w:rPr>
-        <w:t xml:space="preserve">&lt;&lt;if [member.formLetterType == </w:t>
+        <w:t>&lt;&lt;/</w:t>
+      </w:r>
+      <w:proofErr w:type="spellStart"/>
+      <w:r>
+        <w:rPr>
+          <w:highlight w:val="yellow"/>
+        </w:rPr>
+        <w:t>if</w:t>
+      </w:r>
+      <w:proofErr w:type="spellEnd"/>
+      <w:r>
+        <w:rPr>
+          <w:highlight w:val="yellow"/>
+        </w:rPr>
+        <w:t>&gt;&gt;</w:t>
+      </w:r>
+    </w:p>
+    <w:p>
+      <w:r>
+        <w:rPr>
+          <w:highlight w:val="yellow"/>
+        </w:rPr>
+        <w:t>&lt;&lt;</w:t>
+      </w:r>
+      <w:proofErr w:type="spellStart"/>
+      <w:r>
+        <w:rPr>
+          <w:highlight w:val="yellow"/>
+        </w:rPr>
+        <w:t>if</w:t>
+      </w:r>
+      <w:proofErr w:type="spellEnd"/>
+      <w:r>
+        <w:rPr>
+          <w:highlight w:val="yellow"/>
+        </w:rPr>
+        <w:t xml:space="preserve"> [</w:t>
+      </w:r>
+      <w:proofErr w:type="spellStart"/>
+      <w:proofErr w:type="gramStart"/>
+      <w:r>
+        <w:rPr>
+          <w:highlight w:val="yellow"/>
+        </w:rPr>
+        <w:t>member.formLetterType</w:t>
+      </w:r>
+      <w:proofErr w:type="spellEnd"/>
+      <w:proofErr w:type="gramEnd"/>
+      <w:r>
+        <w:rPr>
+          <w:highlight w:val="yellow"/>
+        </w:rPr>
+        <w:t xml:space="preserve"> == </w:t>
       </w:r>
       <w:r>
         <w:rPr>
@@ -1620,13 +2322,31 @@
         <w:t xml:space="preserve">Er hat von Ihrem Ausscheiden wegen Erreichen der maximalen Amtszeit per </w:t>
       </w:r>
       <w:r>
-        <w:t>&lt;&lt;[formLetter.</w:t>
+        <w:t>&lt;</w:t>
+      </w:r>
+      <w:proofErr w:type="gramStart"/>
+      <w:r>
+        <w:t>&lt;[</w:t>
+      </w:r>
+      <w:proofErr w:type="spellStart"/>
+      <w:proofErr w:type="gramEnd"/>
+      <w:r>
+        <w:t>formLetter.</w:t>
       </w:r>
       <w:r>
         <w:t>termOfOfficeEndDate</w:t>
       </w:r>
-      <w:r>
-        <w:t>]:"dd.MM.yyyy"&gt;&gt;</w:t>
+      <w:proofErr w:type="spellEnd"/>
+      <w:r>
+        <w:t>]:"</w:t>
+      </w:r>
+      <w:proofErr w:type="spellStart"/>
+      <w:r>
+        <w:t>dd.MM.yyyy</w:t>
+      </w:r>
+      <w:proofErr w:type="spellEnd"/>
+      <w:r>
+        <w:t>"&gt;&gt;</w:t>
       </w:r>
       <w:r>
         <w:t xml:space="preserve"> als </w:t>
@@ -1638,6 +2358,8 @@
         </w:rPr>
         <w:t>&lt;&lt;[</w:t>
       </w:r>
+      <w:proofErr w:type="spellStart"/>
+      <w:proofErr w:type="gramStart"/>
       <w:r>
         <w:rPr>
           <w:b/>
@@ -1650,7 +2372,16 @@
           <w:b/>
           <w:bCs/>
         </w:rPr>
-        <w:t>.function]&gt;&gt;</w:t>
+        <w:t>.function</w:t>
+      </w:r>
+      <w:proofErr w:type="spellEnd"/>
+      <w:proofErr w:type="gramEnd"/>
+      <w:r>
+        <w:rPr>
+          <w:b/>
+          <w:bCs/>
+        </w:rPr>
+        <w:t>]&gt;&gt;</w:t>
       </w:r>
       <w:r>
         <w:t xml:space="preserve"> in folgendem Gremium Kenntnis genommen:</w:t>
@@ -1659,15 +2390,59 @@
         <w:rPr>
           <w:highlight w:val="yellow"/>
         </w:rPr>
-        <w:t>&lt;&lt;/if&gt;&gt;</w:t>
-      </w:r>
-    </w:p>
-    <w:p>
-      <w:r>
-        <w:rPr>
-          <w:highlight w:val="yellow"/>
-        </w:rPr>
-        <w:t xml:space="preserve">&lt;&lt;if [member.formLetterType == </w:t>
+        <w:t>&lt;&lt;/</w:t>
+      </w:r>
+      <w:proofErr w:type="spellStart"/>
+      <w:r>
+        <w:rPr>
+          <w:highlight w:val="yellow"/>
+        </w:rPr>
+        <w:t>if</w:t>
+      </w:r>
+      <w:proofErr w:type="spellEnd"/>
+      <w:r>
+        <w:rPr>
+          <w:highlight w:val="yellow"/>
+        </w:rPr>
+        <w:t>&gt;&gt;</w:t>
+      </w:r>
+    </w:p>
+    <w:p>
+      <w:r>
+        <w:rPr>
+          <w:highlight w:val="yellow"/>
+        </w:rPr>
+        <w:t>&lt;&lt;</w:t>
+      </w:r>
+      <w:proofErr w:type="spellStart"/>
+      <w:r>
+        <w:rPr>
+          <w:highlight w:val="yellow"/>
+        </w:rPr>
+        <w:t>if</w:t>
+      </w:r>
+      <w:proofErr w:type="spellEnd"/>
+      <w:r>
+        <w:rPr>
+          <w:highlight w:val="yellow"/>
+        </w:rPr>
+        <w:t xml:space="preserve"> [</w:t>
+      </w:r>
+      <w:proofErr w:type="spellStart"/>
+      <w:proofErr w:type="gramStart"/>
+      <w:r>
+        <w:rPr>
+          <w:highlight w:val="yellow"/>
+        </w:rPr>
+        <w:t>member.formLetterType</w:t>
+      </w:r>
+      <w:proofErr w:type="spellEnd"/>
+      <w:proofErr w:type="gramEnd"/>
+      <w:r>
+        <w:rPr>
+          <w:highlight w:val="yellow"/>
+        </w:rPr>
+        <w:t xml:space="preserve"> == </w:t>
       </w:r>
       <w:r>
         <w:rPr>
@@ -1687,13 +2462,31 @@
         <w:t xml:space="preserve">Er hat von Ihrem Ausscheiden per </w:t>
       </w:r>
       <w:r>
-        <w:t>&lt;&lt;[formLetter.</w:t>
+        <w:t>&lt;</w:t>
+      </w:r>
+      <w:proofErr w:type="gramStart"/>
+      <w:r>
+        <w:t>&lt;[</w:t>
+      </w:r>
+      <w:proofErr w:type="spellStart"/>
+      <w:proofErr w:type="gramEnd"/>
+      <w:r>
+        <w:t>formLetter.</w:t>
       </w:r>
       <w:r>
         <w:t>termOfOfficeEndDate</w:t>
       </w:r>
-      <w:r>
-        <w:t>]:"dd.MM.yyyy"&gt;&gt;</w:t>
+      <w:proofErr w:type="spellEnd"/>
+      <w:r>
+        <w:t>]:"</w:t>
+      </w:r>
+      <w:proofErr w:type="spellStart"/>
+      <w:r>
+        <w:t>dd.MM.yyyy</w:t>
+      </w:r>
+      <w:proofErr w:type="spellEnd"/>
+      <w:r>
+        <w:t>"&gt;&gt;</w:t>
       </w:r>
       <w:r>
         <w:t xml:space="preserve"> </w:t>
@@ -1708,6 +2501,8 @@
         </w:rPr>
         <w:t>&lt;&lt;[</w:t>
       </w:r>
+      <w:proofErr w:type="spellStart"/>
+      <w:proofErr w:type="gramStart"/>
       <w:r>
         <w:rPr>
           <w:b/>
@@ -1720,7 +2515,16 @@
           <w:b/>
           <w:bCs/>
         </w:rPr>
-        <w:t>.function]&gt;&gt;</w:t>
+        <w:t>.function</w:t>
+      </w:r>
+      <w:proofErr w:type="spellEnd"/>
+      <w:proofErr w:type="gramEnd"/>
+      <w:r>
+        <w:rPr>
+          <w:b/>
+          <w:bCs/>
+        </w:rPr>
+        <w:t>]&gt;&gt;</w:t>
       </w:r>
       <w:r>
         <w:rPr>
@@ -1735,21 +2539,303 @@
         <w:rPr>
           <w:highlight w:val="yellow"/>
         </w:rPr>
-        <w:t>&lt;&lt;/if&gt;&gt;</w:t>
-      </w:r>
-    </w:p>
+        <w:t>&lt;&lt;/</w:t>
+      </w:r>
+      <w:proofErr w:type="spellStart"/>
+      <w:r>
+        <w:rPr>
+          <w:highlight w:val="yellow"/>
+        </w:rPr>
+        <w:t>if</w:t>
+      </w:r>
+      <w:proofErr w:type="spellEnd"/>
+      <w:r>
+        <w:rPr>
+          <w:highlight w:val="yellow"/>
+        </w:rPr>
+        <w:t>&gt;&gt;</w:t>
+      </w:r>
+    </w:p>
+    <w:p>
+      <w:r>
+        <w:rPr>
+          <w:highlight w:val="yellow"/>
+        </w:rPr>
+        <w:t>&lt;&lt;</w:t>
+      </w:r>
+      <w:proofErr w:type="spellStart"/>
+      <w:r>
+        <w:rPr>
+          <w:highlight w:val="yellow"/>
+        </w:rPr>
+        <w:t>if</w:t>
+      </w:r>
+      <w:proofErr w:type="spellEnd"/>
+      <w:r>
+        <w:rPr>
+          <w:highlight w:val="yellow"/>
+        </w:rPr>
+        <w:t xml:space="preserve"> [</w:t>
+      </w:r>
+      <w:proofErr w:type="spellStart"/>
+      <w:proofErr w:type="gramStart"/>
+      <w:r>
+        <w:rPr>
+          <w:highlight w:val="yellow"/>
+        </w:rPr>
+        <w:t>member.formLetterType</w:t>
+      </w:r>
+      <w:proofErr w:type="spellEnd"/>
+      <w:proofErr w:type="gramEnd"/>
+      <w:r>
+        <w:rPr>
+          <w:highlight w:val="yellow"/>
+        </w:rPr>
+        <w:t xml:space="preserve"> == </w:t>
+      </w:r>
+      <w:r>
+        <w:rPr>
+          <w:highlight w:val="yellow"/>
+        </w:rPr>
+        <w:t>5</w:t>
+      </w:r>
+      <w:r>
+        <w:rPr>
+          <w:highlight w:val="yellow"/>
+        </w:rPr>
+        <w:t>]&gt;&gt;</w:t>
+      </w:r>
+      <w:r>
+        <w:rPr>
+          <w:noProof/>
+        </w:rPr>
+        <w:t xml:space="preserve"> </w:t>
+      </w:r>
+    </w:p>
+    <w:p>
+      <w:r>
+        <w:t xml:space="preserve">Der Bundesrat hat auf den </w:t>
+      </w:r>
+      <w:r>
+        <w:t>&lt;&lt;[</w:t>
+      </w:r>
+      <w:proofErr w:type="spellStart"/>
+      <w:proofErr w:type="gramStart"/>
+      <w:r>
+        <w:t>member</w:t>
+      </w:r>
+      <w:r>
+        <w:t>.</w:t>
+      </w:r>
+      <w:r>
+        <w:t>endDate</w:t>
+      </w:r>
+      <w:proofErr w:type="spellEnd"/>
+      <w:proofErr w:type="gramEnd"/>
+      <w:r>
+        <w:t>]:"</w:t>
+      </w:r>
+      <w:proofErr w:type="spellStart"/>
+      <w:r>
+        <w:t>dd.MM.yyyy</w:t>
+      </w:r>
+      <w:proofErr w:type="spellEnd"/>
+      <w:r>
+        <w:t>"&gt;&gt;</w:t>
+      </w:r>
+      <w:r>
+        <w:t xml:space="preserve"> die Auflösung des folgenden</w:t>
+      </w:r>
+      <w:r>
+        <w:t xml:space="preserve"> </w:t>
+      </w:r>
+      <w:r>
+        <w:t>Gremiums beschlossen:</w:t>
+      </w:r>
+    </w:p>
+    <w:p/>
     <w:p>
       <w:pPr>
         <w:rPr>
-          <w:lang w:val="en-US"/>
+          <w:b/>
+          <w:bCs/>
         </w:rPr>
       </w:pPr>
       <w:r>
         <w:rPr>
-          <w:highlight w:val="yellow"/>
-          <w:lang w:val="en-US"/>
-        </w:rPr>
-        <w:t xml:space="preserve">&lt;&lt;if [member.formLetterType == </w:t>
+          <w:b/>
+          <w:bCs/>
+        </w:rPr>
+        <w:t>&lt;&lt;[</w:t>
+      </w:r>
+      <w:proofErr w:type="spellStart"/>
+      <w:proofErr w:type="gramStart"/>
+      <w:r>
+        <w:rPr>
+          <w:b/>
+          <w:bCs/>
+        </w:rPr>
+        <w:t>member</w:t>
+      </w:r>
+      <w:r>
+        <w:rPr>
+          <w:b/>
+          <w:bCs/>
+        </w:rPr>
+        <w:t>.committeeName</w:t>
+      </w:r>
+      <w:proofErr w:type="spellEnd"/>
+      <w:proofErr w:type="gramEnd"/>
+      <w:r>
+        <w:rPr>
+          <w:b/>
+          <w:bCs/>
+        </w:rPr>
+        <w:t>]&gt;&gt;</w:t>
+      </w:r>
+    </w:p>
+    <w:p>
+      <w:pPr>
+        <w:rPr>
+          <w:b/>
+          <w:bCs/>
+        </w:rPr>
+      </w:pPr>
+    </w:p>
+    <w:p>
+      <w:r>
+        <w:t xml:space="preserve">Infolgedessen stellt er Ihr Ausscheiden als </w:t>
+      </w:r>
+      <w:r>
+        <w:rPr>
+          <w:b/>
+          <w:bCs/>
+        </w:rPr>
+        <w:t>&lt;&lt;[</w:t>
+      </w:r>
+      <w:proofErr w:type="spellStart"/>
+      <w:proofErr w:type="gramStart"/>
+      <w:r>
+        <w:rPr>
+          <w:b/>
+          <w:bCs/>
+        </w:rPr>
+        <w:t>member</w:t>
+      </w:r>
+      <w:r>
+        <w:rPr>
+          <w:b/>
+          <w:bCs/>
+        </w:rPr>
+        <w:t>.function</w:t>
+      </w:r>
+      <w:proofErr w:type="spellEnd"/>
+      <w:proofErr w:type="gramEnd"/>
+      <w:r>
+        <w:rPr>
+          <w:b/>
+          <w:bCs/>
+        </w:rPr>
+        <w:t>]&gt;&gt;</w:t>
+      </w:r>
+      <w:r>
+        <w:rPr>
+          <w:b/>
+        </w:rPr>
+        <w:t xml:space="preserve"> </w:t>
+      </w:r>
+      <w:r>
+        <w:t xml:space="preserve">per </w:t>
+      </w:r>
+      <w:r>
+        <w:t>&lt;&lt;[</w:t>
+      </w:r>
+      <w:proofErr w:type="spellStart"/>
+      <w:proofErr w:type="gramStart"/>
+      <w:r>
+        <w:t>member.endDate</w:t>
+      </w:r>
+      <w:proofErr w:type="spellEnd"/>
+      <w:proofErr w:type="gramEnd"/>
+      <w:r>
+        <w:t>]:"</w:t>
+      </w:r>
+      <w:proofErr w:type="spellStart"/>
+      <w:r>
+        <w:t>dd.MM.yyyy</w:t>
+      </w:r>
+      <w:proofErr w:type="spellEnd"/>
+      <w:r>
+        <w:t>"&gt;&gt;</w:t>
+      </w:r>
+      <w:r>
+        <w:t xml:space="preserve"> fest.</w:t>
+      </w:r>
+    </w:p>
+    <w:p>
+      <w:pPr>
+        <w:rPr>
+          <w:b/>
+        </w:rPr>
+      </w:pPr>
+    </w:p>
+    <w:p>
+      <w:r>
+        <w:t>Im Namen des Bundesrates danke ich Ihnen aufrichtig für Ihre sachkundige Mitarbeit und wünsche Ihnen für die weitere Zukunft alles Gute.</w:t>
+      </w:r>
+    </w:p>
+    <w:p>
+      <w:r>
+        <w:rPr>
+          <w:highlight w:val="yellow"/>
+        </w:rPr>
+        <w:t>&lt;&lt;/</w:t>
+      </w:r>
+      <w:proofErr w:type="spellStart"/>
+      <w:r>
+        <w:rPr>
+          <w:highlight w:val="yellow"/>
+        </w:rPr>
+        <w:t>if</w:t>
+      </w:r>
+      <w:proofErr w:type="spellEnd"/>
+      <w:r>
+        <w:rPr>
+          <w:highlight w:val="yellow"/>
+        </w:rPr>
+        <w:t>&gt;&gt;</w:t>
+      </w:r>
+    </w:p>
+    <w:p>
+      <w:pPr>
+        <w:rPr>
+          <w:lang w:val="en-US"/>
+        </w:rPr>
+      </w:pPr>
+      <w:r>
+        <w:rPr>
+          <w:highlight w:val="yellow"/>
+          <w:lang w:val="en-US"/>
+        </w:rPr>
+        <w:t>&lt;&lt;if [</w:t>
+      </w:r>
+      <w:proofErr w:type="spellStart"/>
+      <w:proofErr w:type="gramStart"/>
+      <w:r>
+        <w:rPr>
+          <w:highlight w:val="yellow"/>
+          <w:lang w:val="en-US"/>
+        </w:rPr>
+        <w:t>member.formLetterType</w:t>
+      </w:r>
+      <w:proofErr w:type="spellEnd"/>
+      <w:proofErr w:type="gramEnd"/>
+      <w:r>
+        <w:rPr>
+          <w:highlight w:val="yellow"/>
+          <w:lang w:val="en-US"/>
+        </w:rPr>
+        <w:t xml:space="preserve"> == </w:t>
       </w:r>
       <w:r>
         <w:rPr>
@@ -1763,7 +2849,25 @@
           <w:highlight w:val="yellow"/>
           <w:lang w:val="en-US"/>
         </w:rPr>
-        <w:t xml:space="preserve"> || member.formLetterType == </w:t>
+        <w:t xml:space="preserve"> || </w:t>
+      </w:r>
+      <w:proofErr w:type="spellStart"/>
+      <w:proofErr w:type="gramStart"/>
+      <w:r>
+        <w:rPr>
+          <w:highlight w:val="yellow"/>
+          <w:lang w:val="en-US"/>
+        </w:rPr>
+        <w:t>member.formLetterType</w:t>
+      </w:r>
+      <w:proofErr w:type="spellEnd"/>
+      <w:proofErr w:type="gramEnd"/>
+      <w:r>
+        <w:rPr>
+          <w:highlight w:val="yellow"/>
+          <w:lang w:val="en-US"/>
+        </w:rPr>
+        <w:t xml:space="preserve"> == </w:t>
       </w:r>
       <w:r>
         <w:rPr>
@@ -1786,12 +2890,23 @@
         </w:rPr>
         <w:t xml:space="preserve">|| </w:t>
       </w:r>
-      <w:r>
-        <w:rPr>
-          <w:highlight w:val="yellow"/>
-          <w:lang w:val="en-US"/>
-        </w:rPr>
-        <w:t xml:space="preserve">member.formLetterType == </w:t>
+      <w:proofErr w:type="spellStart"/>
+      <w:proofErr w:type="gramStart"/>
+      <w:r>
+        <w:rPr>
+          <w:highlight w:val="yellow"/>
+          <w:lang w:val="en-US"/>
+        </w:rPr>
+        <w:t>member.formLetterType</w:t>
+      </w:r>
+      <w:proofErr w:type="spellEnd"/>
+      <w:proofErr w:type="gramEnd"/>
+      <w:r>
+        <w:rPr>
+          <w:highlight w:val="yellow"/>
+          <w:lang w:val="en-US"/>
+        </w:rPr>
+        <w:t xml:space="preserve"> == </w:t>
       </w:r>
       <w:r>
         <w:rPr>
@@ -1831,6 +2946,8 @@
         </w:rPr>
         <w:t>&lt;&lt;[</w:t>
       </w:r>
+      <w:proofErr w:type="spellStart"/>
+      <w:proofErr w:type="gramStart"/>
       <w:r>
         <w:rPr>
           <w:b/>
@@ -1843,19 +2960,53 @@
           <w:b/>
           <w:bCs/>
         </w:rPr>
-        <w:t>.committeeName]&gt;&gt;</w:t>
+        <w:t>.committeeName</w:t>
+      </w:r>
+      <w:proofErr w:type="spellEnd"/>
+      <w:proofErr w:type="gramEnd"/>
+      <w:r>
+        <w:rPr>
+          <w:b/>
+          <w:bCs/>
+        </w:rPr>
+        <w:t>]&gt;&gt;</w:t>
       </w:r>
     </w:p>
     <w:p/>
     <w:p>
       <w:r>
-        <w:t>Im Namen des Bundesrates danke ich Ihnen aufrichtig für Ihre sachkundige Mitarbeit und wünsche Ihnen für die weitere Zukunft alles Gute.</w:t>
-      </w:r>
-      <w:r>
-        <w:rPr>
-          <w:highlight w:val="yellow"/>
-        </w:rPr>
-        <w:t>&lt;&lt;/if&gt;&gt;</w:t>
+        <w:t xml:space="preserve">Im Namen des Bundesrates danke ich Ihnen aufrichtig für Ihre sachkundige Mitarbeit und wünsche Ihnen für die weitere Zukunft alles </w:t>
+      </w:r>
+      <w:proofErr w:type="gramStart"/>
+      <w:r>
+        <w:t>Gute.</w:t>
+      </w:r>
+      <w:r>
+        <w:rPr>
+          <w:highlight w:val="yellow"/>
+        </w:rPr>
+        <w:t>&lt;</w:t>
+      </w:r>
+      <w:proofErr w:type="gramEnd"/>
+      <w:r>
+        <w:rPr>
+          <w:highlight w:val="yellow"/>
+        </w:rPr>
+        <w:t>&lt;/</w:t>
+      </w:r>
+      <w:proofErr w:type="spellStart"/>
+      <w:r>
+        <w:rPr>
+          <w:highlight w:val="yellow"/>
+        </w:rPr>
+        <w:t>if</w:t>
+      </w:r>
+      <w:proofErr w:type="spellEnd"/>
+      <w:r>
+        <w:rPr>
+          <w:highlight w:val="yellow"/>
+        </w:rPr>
+        <w:t>&gt;&gt;</w:t>
       </w:r>
     </w:p>
     <w:p>
@@ -1869,7 +3020,25 @@
           <w:highlight w:val="yellow"/>
           <w:lang w:val="en-US"/>
         </w:rPr>
-        <w:t xml:space="preserve">&lt;&lt;if [member.formLetterType == </w:t>
+        <w:t>&lt;&lt;if [</w:t>
+      </w:r>
+      <w:proofErr w:type="spellStart"/>
+      <w:proofErr w:type="gramStart"/>
+      <w:r>
+        <w:rPr>
+          <w:highlight w:val="yellow"/>
+          <w:lang w:val="en-US"/>
+        </w:rPr>
+        <w:t>member.formLetterType</w:t>
+      </w:r>
+      <w:proofErr w:type="spellEnd"/>
+      <w:proofErr w:type="gramEnd"/>
+      <w:r>
+        <w:rPr>
+          <w:highlight w:val="yellow"/>
+          <w:lang w:val="en-US"/>
+        </w:rPr>
+        <w:t xml:space="preserve"> == </w:t>
       </w:r>
       <w:r>
         <w:rPr>
@@ -1883,7 +3052,25 @@
           <w:highlight w:val="yellow"/>
           <w:lang w:val="en-US"/>
         </w:rPr>
-        <w:t xml:space="preserve"> || member.formLetterType == </w:t>
+        <w:t xml:space="preserve"> || </w:t>
+      </w:r>
+      <w:proofErr w:type="spellStart"/>
+      <w:proofErr w:type="gramStart"/>
+      <w:r>
+        <w:rPr>
+          <w:highlight w:val="yellow"/>
+          <w:lang w:val="en-US"/>
+        </w:rPr>
+        <w:t>member.formLetterType</w:t>
+      </w:r>
+      <w:proofErr w:type="spellEnd"/>
+      <w:proofErr w:type="gramEnd"/>
+      <w:r>
+        <w:rPr>
+          <w:highlight w:val="yellow"/>
+          <w:lang w:val="en-US"/>
+        </w:rPr>
+        <w:t xml:space="preserve"> == </w:t>
       </w:r>
       <w:r>
         <w:rPr>
@@ -1912,6 +3099,7 @@
         <w:rPr>
           <w:rFonts w:cs="Arial"/>
         </w:rPr>
+        <w:lastRenderedPageBreak/>
         <w:t>Ich bitte Sie, jede Änderung der Korrespondenzadresse oder der Interessenbindungen während der Amtsdauer unverzüglich zu melden.</w:t>
       </w:r>
       <w:r>
@@ -1924,13 +3112,57 @@
         <w:rPr>
           <w:highlight w:val="yellow"/>
         </w:rPr>
-        <w:t>&lt;&lt;/if&gt;&gt;</w:t>
-      </w:r>
-      <w:r>
-        <w:rPr>
-          <w:highlight w:val="yellow"/>
-        </w:rPr>
-        <w:t xml:space="preserve">&lt;&lt;if [member.formLetterType == </w:t>
+        <w:t>&lt;&lt;/</w:t>
+      </w:r>
+      <w:proofErr w:type="spellStart"/>
+      <w:r>
+        <w:rPr>
+          <w:highlight w:val="yellow"/>
+        </w:rPr>
+        <w:t>if</w:t>
+      </w:r>
+      <w:proofErr w:type="spellEnd"/>
+      <w:r>
+        <w:rPr>
+          <w:highlight w:val="yellow"/>
+        </w:rPr>
+        <w:t>&gt;&gt;</w:t>
+      </w:r>
+      <w:r>
+        <w:rPr>
+          <w:highlight w:val="yellow"/>
+        </w:rPr>
+        <w:t>&lt;&lt;</w:t>
+      </w:r>
+      <w:proofErr w:type="spellStart"/>
+      <w:r>
+        <w:rPr>
+          <w:highlight w:val="yellow"/>
+        </w:rPr>
+        <w:t>if</w:t>
+      </w:r>
+      <w:proofErr w:type="spellEnd"/>
+      <w:r>
+        <w:rPr>
+          <w:highlight w:val="yellow"/>
+        </w:rPr>
+        <w:t xml:space="preserve"> [</w:t>
+      </w:r>
+      <w:proofErr w:type="spellStart"/>
+      <w:proofErr w:type="gramStart"/>
+      <w:r>
+        <w:rPr>
+          <w:highlight w:val="yellow"/>
+        </w:rPr>
+        <w:t>member.formLetterType</w:t>
+      </w:r>
+      <w:proofErr w:type="spellEnd"/>
+      <w:proofErr w:type="gramEnd"/>
+      <w:r>
+        <w:rPr>
+          <w:highlight w:val="yellow"/>
+        </w:rPr>
+        <w:t xml:space="preserve"> == </w:t>
       </w:r>
       <w:r>
         <w:rPr>
@@ -1954,19 +3186,77 @@
         <w:rPr>
           <w:rFonts w:cs="Arial"/>
         </w:rPr>
-        <w:t>Informationen zur Kontaktstelle finden Sie auf der oben erwähnten Seite.</w:t>
-      </w:r>
-      <w:r>
-        <w:rPr>
-          <w:highlight w:val="yellow"/>
-        </w:rPr>
-        <w:t>&lt;&lt;/if&gt;&gt;</w:t>
-      </w:r>
-      <w:r>
-        <w:rPr>
-          <w:highlight w:val="yellow"/>
-        </w:rPr>
-        <w:t xml:space="preserve">&lt;&lt;if [member.formLetterType == </w:t>
+        <w:t xml:space="preserve">Informationen zur Kontaktstelle finden Sie auf der oben erwähnten </w:t>
+      </w:r>
+      <w:proofErr w:type="gramStart"/>
+      <w:r>
+        <w:rPr>
+          <w:rFonts w:cs="Arial"/>
+        </w:rPr>
+        <w:t>Seite.</w:t>
+      </w:r>
+      <w:r>
+        <w:rPr>
+          <w:highlight w:val="yellow"/>
+        </w:rPr>
+        <w:t>&lt;</w:t>
+      </w:r>
+      <w:proofErr w:type="gramEnd"/>
+      <w:r>
+        <w:rPr>
+          <w:highlight w:val="yellow"/>
+        </w:rPr>
+        <w:t>&lt;/</w:t>
+      </w:r>
+      <w:proofErr w:type="spellStart"/>
+      <w:r>
+        <w:rPr>
+          <w:highlight w:val="yellow"/>
+        </w:rPr>
+        <w:t>if</w:t>
+      </w:r>
+      <w:proofErr w:type="spellEnd"/>
+      <w:r>
+        <w:rPr>
+          <w:highlight w:val="yellow"/>
+        </w:rPr>
+        <w:t>&gt;&gt;</w:t>
+      </w:r>
+      <w:r>
+        <w:rPr>
+          <w:highlight w:val="yellow"/>
+        </w:rPr>
+        <w:t>&lt;&lt;</w:t>
+      </w:r>
+      <w:proofErr w:type="spellStart"/>
+      <w:r>
+        <w:rPr>
+          <w:highlight w:val="yellow"/>
+        </w:rPr>
+        <w:t>if</w:t>
+      </w:r>
+      <w:proofErr w:type="spellEnd"/>
+      <w:r>
+        <w:rPr>
+          <w:highlight w:val="yellow"/>
+        </w:rPr>
+        <w:t xml:space="preserve"> [</w:t>
+      </w:r>
+      <w:proofErr w:type="spellStart"/>
+      <w:proofErr w:type="gramStart"/>
+      <w:r>
+        <w:rPr>
+          <w:highlight w:val="yellow"/>
+        </w:rPr>
+        <w:t>member.formLetterType</w:t>
+      </w:r>
+      <w:proofErr w:type="spellEnd"/>
+      <w:proofErr w:type="gramEnd"/>
+      <w:r>
+        <w:rPr>
+          <w:highlight w:val="yellow"/>
+        </w:rPr>
+        <w:t xml:space="preserve"> == </w:t>
       </w:r>
       <w:r>
         <w:rPr>
@@ -2011,7 +3301,15 @@
           <w:i/>
           <w:iCs/>
         </w:rPr>
-        <w:t>&gt; Ausserparlamentarische Kommissionen</w:t>
+        <w:t xml:space="preserve">&gt; Ausserparlamentarische </w:t>
+      </w:r>
+      <w:proofErr w:type="gramStart"/>
+      <w:r>
+        <w:rPr>
+          <w:i/>
+          <w:iCs/>
+        </w:rPr>
+        <w:t>Kommissionen</w:t>
       </w:r>
       <w:r>
         <w:rPr>
@@ -2023,7 +3321,28 @@
         <w:rPr>
           <w:highlight w:val="yellow"/>
         </w:rPr>
-        <w:t>&lt;&lt;/if&gt;&gt;</w:t>
+        <w:t>&lt;</w:t>
+      </w:r>
+      <w:proofErr w:type="gramEnd"/>
+      <w:r>
+        <w:rPr>
+          <w:highlight w:val="yellow"/>
+        </w:rPr>
+        <w:t>&lt;/</w:t>
+      </w:r>
+      <w:proofErr w:type="spellStart"/>
+      <w:r>
+        <w:rPr>
+          <w:highlight w:val="yellow"/>
+        </w:rPr>
+        <w:t>if</w:t>
+      </w:r>
+      <w:proofErr w:type="spellEnd"/>
+      <w:r>
+        <w:rPr>
+          <w:highlight w:val="yellow"/>
+        </w:rPr>
+        <w:t>&gt;&gt;</w:t>
       </w:r>
     </w:p>
     <w:p>
@@ -2042,12 +3361,28 @@
           <w:lang w:val="en-US"/>
         </w:rPr>
       </w:pPr>
-      <w:r>
-        <w:rPr>
-          <w:lang w:val="en-US"/>
-        </w:rPr>
-        <w:t>Freundliche Grüsse</w:t>
-      </w:r>
+      <w:proofErr w:type="spellStart"/>
+      <w:r>
+        <w:rPr>
+          <w:lang w:val="en-US"/>
+        </w:rPr>
+        <w:t>Freundliche</w:t>
+      </w:r>
+      <w:proofErr w:type="spellEnd"/>
+      <w:r>
+        <w:rPr>
+          <w:lang w:val="en-US"/>
+        </w:rPr>
+        <w:t xml:space="preserve"> </w:t>
+      </w:r>
+      <w:proofErr w:type="spellStart"/>
+      <w:r>
+        <w:rPr>
+          <w:lang w:val="en-US"/>
+        </w:rPr>
+        <w:t>Grüsse</w:t>
+      </w:r>
+      <w:proofErr w:type="spellEnd"/>
     </w:p>
     <w:p>
       <w:pPr>
@@ -2060,7 +3395,23 @@
           <w:highlight w:val="yellow"/>
           <w:lang w:val="en-US"/>
         </w:rPr>
-        <w:t>&lt;&lt;if [formLetter.hasSignature]&gt;&gt;</w:t>
+        <w:t>&lt;&lt;if [</w:t>
+      </w:r>
+      <w:proofErr w:type="spellStart"/>
+      <w:r>
+        <w:rPr>
+          <w:highlight w:val="yellow"/>
+          <w:lang w:val="en-US"/>
+        </w:rPr>
+        <w:t>formLetter.hasSignature</w:t>
+      </w:r>
+      <w:proofErr w:type="spellEnd"/>
+      <w:r>
+        <w:rPr>
+          <w:highlight w:val="yellow"/>
+          <w:lang w:val="en-US"/>
+        </w:rPr>
+        <w:t>]&gt;&gt;</w:t>
       </w:r>
       <w:r>
         <w:rPr>
@@ -2130,7 +3481,23 @@
                   <w:txbxContent>
                     <w:p>
                       <w:r>
-                        <w:t>&lt;&lt;image [formLetter.senderSignature]&gt;&gt;</w:t>
+                        <w:t>&lt;&lt;</w:t>
+                      </w:r>
+                      <w:proofErr w:type="spellStart"/>
+                      <w:r>
+                        <w:t>image</w:t>
+                      </w:r>
+                      <w:proofErr w:type="spellEnd"/>
+                      <w:r>
+                        <w:t xml:space="preserve"> [</w:t>
+                      </w:r>
+                      <w:proofErr w:type="spellStart"/>
+                      <w:r>
+                        <w:t>formLetter.senderSignature</w:t>
+                      </w:r>
+                      <w:proofErr w:type="spellEnd"/>
+                      <w:r>
+                        <w:t>]&gt;&gt;</w:t>
                       </w:r>
                     </w:p>
                   </w:txbxContent>
@@ -2161,7 +3528,15 @@
           <w:highlight w:val="yellow"/>
           <w:lang w:val="en-US"/>
         </w:rPr>
-        <w:t>&lt;&lt;if [</w:t>
+        <w:t xml:space="preserve">&lt;&lt;if </w:t>
+      </w:r>
+      <w:proofErr w:type="gramStart"/>
+      <w:r>
+        <w:rPr>
+          <w:highlight w:val="yellow"/>
+          <w:lang w:val="en-US"/>
+        </w:rPr>
+        <w:t>[</w:t>
       </w:r>
       <w:r>
         <w:rPr>
@@ -2170,12 +3545,22 @@
         </w:rPr>
         <w:t>!</w:t>
       </w:r>
-      <w:r>
-        <w:rPr>
-          <w:highlight w:val="yellow"/>
-          <w:lang w:val="en-US"/>
-        </w:rPr>
-        <w:t>formLetter.hasSignature]&gt;&gt;</w:t>
+      <w:proofErr w:type="spellStart"/>
+      <w:r>
+        <w:rPr>
+          <w:highlight w:val="yellow"/>
+          <w:lang w:val="en-US"/>
+        </w:rPr>
+        <w:t>formLetter.hasSignature</w:t>
+      </w:r>
+      <w:proofErr w:type="spellEnd"/>
+      <w:proofErr w:type="gramEnd"/>
+      <w:r>
+        <w:rPr>
+          <w:highlight w:val="yellow"/>
+          <w:lang w:val="en-US"/>
+        </w:rPr>
+        <w:t>]&gt;&gt;</w:t>
       </w:r>
     </w:p>
     <w:p>
@@ -2220,6 +3605,8 @@
         </w:rPr>
         <w:t>&lt;&lt;[</w:t>
       </w:r>
+      <w:proofErr w:type="spellStart"/>
+      <w:proofErr w:type="gramStart"/>
       <w:r>
         <w:rPr>
           <w:lang w:val="en-US"/>
@@ -2230,7 +3617,15 @@
         <w:rPr>
           <w:lang w:val="en-US"/>
         </w:rPr>
-        <w:t>.senderName]&gt;&gt;</w:t>
+        <w:t>.senderName</w:t>
+      </w:r>
+      <w:proofErr w:type="spellEnd"/>
+      <w:proofErr w:type="gramEnd"/>
+      <w:r>
+        <w:rPr>
+          <w:lang w:val="en-US"/>
+        </w:rPr>
+        <w:t>]&gt;&gt;</w:t>
       </w:r>
     </w:p>
     <w:p>
@@ -2245,6 +3640,8 @@
         </w:rPr>
         <w:t>&lt;&lt;[</w:t>
       </w:r>
+      <w:proofErr w:type="spellStart"/>
+      <w:proofErr w:type="gramStart"/>
       <w:r>
         <w:rPr>
           <w:lang w:val="en-US"/>
@@ -2255,7 +3652,15 @@
         <w:rPr>
           <w:lang w:val="en-US"/>
         </w:rPr>
-        <w:t>.senderFunction]&gt;&gt;</w:t>
+        <w:t>.senderFunction</w:t>
+      </w:r>
+      <w:proofErr w:type="spellEnd"/>
+      <w:proofErr w:type="gramEnd"/>
+      <w:r>
+        <w:rPr>
+          <w:lang w:val="en-US"/>
+        </w:rPr>
+        <w:t>]&gt;&gt;</w:t>
       </w:r>
     </w:p>
     <w:p>
@@ -2321,7 +3726,7 @@
 <w:ftr xmlns:wpc="http://schemas.microsoft.com/office/word/2010/wordprocessingCanvas" xmlns:cx="http://schemas.microsoft.com/office/drawing/2014/chartex" xmlns:cx1="http://schemas.microsoft.com/office/drawing/2015/9/8/chartex" xmlns:cx2="http://schemas.microsoft.com/office/drawing/2015/10/21/chartex" xmlns:cx3="http://schemas.microsoft.com/office/drawing/2016/5/9/chartex" xmlns:cx4="http://schemas.microsoft.com/office/drawing/2016/5/10/chartex" xmlns:cx5="http://schemas.microsoft.com/office/drawing/2016/5/11/chartex" xmlns:cx6="http://schemas.microsoft.com/office/drawing/2016/5/12/chartex" xmlns:cx7="http://schemas.microsoft.com/office/drawing/2016/5/13/chartex" xmlns:cx8="http://schemas.microsoft.com/office/drawing/2016/5/14/chartex" xmlns:mc="http://schemas.openxmlformats.org/markup-compatibility/2006" xmlns:aink="http://schemas.microsoft.com/office/drawing/2016/ink" xmlns:am3d="http://schemas.microsoft.com/office/drawing/2017/model3d" xmlns:o="urn:schemas-microsoft-com:office:office" xmlns:oel="http://schemas.microsoft.com/office/2019/extlst" xmlns:r="http://schemas.openxmlformats.org/officeDocument/2006/relationships" xmlns:m="http://schemas.openxmlformats.org/officeDocument/2006/math" xmlns:v="urn:schemas-microsoft-com:vml" xmlns:wp14="http://schemas.microsoft.com/office/word/2010/wordprocessingDrawing" xmlns:wp="http://schemas.openxmlformats.org/drawingml/2006/wordprocessingDrawing" xmlns:w10="urn:schemas-microsoft-com:office:word" xmlns:w="http://schemas.openxmlformats.org/wordprocessingml/2006/main" xmlns:w14="http://schemas.microsoft.com/office/word/2010/wordml" xmlns:w15="http://schemas.microsoft.com/office/word/2012/wordml" xmlns:w16cex="http://schemas.microsoft.com/office/word/2018/wordml/cex" xmlns:w16cid="http://schemas.microsoft.com/office/word/2016/wordml/cid" xmlns:w16="http://schemas.microsoft.com/office/word/2018/wordml" xmlns:w16du="http://schemas.microsoft.com/office/word/2023/wordml/word16du" xmlns:w16sdtdh="http://schemas.microsoft.com/office/word/2020/wordml/sdtdatahash" xmlns:w16sdtfl="http://schemas.microsoft.com/office/word/2024/wordml/sdtformatlock" xmlns:w16se="http://schemas.microsoft.com/office/word/2015/wordml/symex" xmlns:wpg="http://schemas.microsoft.com/office/word/2010/wordprocessingGroup" xmlns:wpi="http://schemas.microsoft.com/office/word/2010/wordprocessingInk" xmlns:wne="http://schemas.microsoft.com/office/word/2006/wordml" xmlns:wps="http://schemas.microsoft.com/office/word/2010/wordprocessingShape" mc:Ignorable="w14 w15 w16se w16cid w16 w16cex w16sdtdh w16sdtfl w16du wp14">
   <w:p>
     <w:pPr>
-      <w:pStyle w:val="Fuzeile"/>
+      <w:pStyle w:val="Footer"/>
     </w:pPr>
   </w:p>
 </w:ftr>
@@ -2349,7 +3754,7 @@
         </w:tcPr>
         <w:p>
           <w:pPr>
-            <w:pStyle w:val="Fuzeile"/>
+            <w:pStyle w:val="Footer"/>
           </w:pPr>
         </w:p>
       </w:tc>
@@ -2360,7 +3765,7 @@
         </w:tcPr>
         <w:p>
           <w:pPr>
-            <w:pStyle w:val="Fuzeile"/>
+            <w:pStyle w:val="Footer"/>
           </w:pPr>
           <w:r>
             <w:t>&lt;&lt;[formLetter.senderOffice]&gt;&gt;</w:t>
@@ -2368,7 +3773,7 @@
         </w:p>
         <w:p>
           <w:pPr>
-            <w:pStyle w:val="Fuzeile"/>
+            <w:pStyle w:val="Footer"/>
           </w:pPr>
           <w:r>
             <w:t>&lt;&lt;[formLetter.senderName]&gt;&gt;</w:t>
@@ -2376,7 +3781,7 @@
         </w:p>
         <w:p>
           <w:pPr>
-            <w:pStyle w:val="Fuzeile"/>
+            <w:pStyle w:val="Footer"/>
           </w:pPr>
           <w:r>
             <w:t>&lt;&lt;[formLetter.senderStreet]&gt;&gt;, CH-&lt;&lt;[formLetter.senderZip]&gt;&gt; &lt;&lt;[formLetter.senderCity]&gt;&gt;</w:t>
@@ -2384,7 +3789,7 @@
         </w:p>
         <w:p>
           <w:pPr>
-            <w:pStyle w:val="Fuzeile"/>
+            <w:pStyle w:val="Footer"/>
             <w:rPr>
               <w:lang w:val="en-US"/>
             </w:rPr>
@@ -2398,7 +3803,7 @@
         </w:p>
         <w:p>
           <w:pPr>
-            <w:pStyle w:val="Fuzeile"/>
+            <w:pStyle w:val="Footer"/>
             <w:rPr>
               <w:lang w:val="en-US"/>
             </w:rPr>
@@ -2412,7 +3817,7 @@
         </w:p>
         <w:p>
           <w:pPr>
-            <w:pStyle w:val="Fuzeile"/>
+            <w:pStyle w:val="Footer"/>
             <w:rPr>
               <w:lang w:val="en-US"/>
             </w:rPr>
@@ -2456,7 +3861,7 @@
   </w:tbl>
   <w:p>
     <w:pPr>
-      <w:pStyle w:val="Fuzeile"/>
+      <w:pStyle w:val="Footer"/>
       <w:rPr>
         <w:lang w:val="en-US"/>
       </w:rPr>
@@ -2487,7 +3892,7 @@
         </w:tcPr>
         <w:p>
           <w:pPr>
-            <w:pStyle w:val="Fuzeile"/>
+            <w:pStyle w:val="Footer"/>
           </w:pPr>
         </w:p>
       </w:tc>
@@ -2498,7 +3903,7 @@
         </w:tcPr>
         <w:p>
           <w:pPr>
-            <w:pStyle w:val="Fuzeile"/>
+            <w:pStyle w:val="Footer"/>
           </w:pPr>
           <w:r>
             <w:t>&lt;&lt;[</w:t>
@@ -2512,7 +3917,7 @@
         </w:p>
         <w:p>
           <w:pPr>
-            <w:pStyle w:val="Fuzeile"/>
+            <w:pStyle w:val="Footer"/>
           </w:pPr>
           <w:r>
             <w:t>&lt;&lt;[</w:t>
@@ -2526,7 +3931,7 @@
         </w:p>
         <w:p>
           <w:pPr>
-            <w:pStyle w:val="Fuzeile"/>
+            <w:pStyle w:val="Footer"/>
           </w:pPr>
           <w:r>
             <w:t>&lt;&lt;[</w:t>
@@ -2546,7 +3951,7 @@
         </w:p>
         <w:p>
           <w:pPr>
-            <w:pStyle w:val="Fuzeile"/>
+            <w:pStyle w:val="Footer"/>
           </w:pPr>
           <w:r>
             <w:t>&lt;&lt;[</w:t>
@@ -2581,7 +3986,7 @@
   </w:tbl>
   <w:p>
     <w:pPr>
-      <w:pStyle w:val="Fuzeile"/>
+      <w:pStyle w:val="Footer"/>
     </w:pPr>
   </w:p>
 </w:ftr>
@@ -2610,7 +4015,7 @@
 <w:hdr xmlns:wpc="http://schemas.microsoft.com/office/word/2010/wordprocessingCanvas" xmlns:cx="http://schemas.microsoft.com/office/drawing/2014/chartex" xmlns:cx1="http://schemas.microsoft.com/office/drawing/2015/9/8/chartex" xmlns:cx2="http://schemas.microsoft.com/office/drawing/2015/10/21/chartex" xmlns:cx3="http://schemas.microsoft.com/office/drawing/2016/5/9/chartex" xmlns:cx4="http://schemas.microsoft.com/office/drawing/2016/5/10/chartex" xmlns:cx5="http://schemas.microsoft.com/office/drawing/2016/5/11/chartex" xmlns:cx6="http://schemas.microsoft.com/office/drawing/2016/5/12/chartex" xmlns:cx7="http://schemas.microsoft.com/office/drawing/2016/5/13/chartex" xmlns:cx8="http://schemas.microsoft.com/office/drawing/2016/5/14/chartex" xmlns:mc="http://schemas.openxmlformats.org/markup-compatibility/2006" xmlns:aink="http://schemas.microsoft.com/office/drawing/2016/ink" xmlns:am3d="http://schemas.microsoft.com/office/drawing/2017/model3d" xmlns:o="urn:schemas-microsoft-com:office:office" xmlns:oel="http://schemas.microsoft.com/office/2019/extlst" xmlns:r="http://schemas.openxmlformats.org/officeDocument/2006/relationships" xmlns:m="http://schemas.openxmlformats.org/officeDocument/2006/math" xmlns:v="urn:schemas-microsoft-com:vml" xmlns:wp14="http://schemas.microsoft.com/office/word/2010/wordprocessingDrawing" xmlns:wp="http://schemas.openxmlformats.org/drawingml/2006/wordprocessingDrawing" xmlns:w10="urn:schemas-microsoft-com:office:word" xmlns:w="http://schemas.openxmlformats.org/wordprocessingml/2006/main" xmlns:w14="http://schemas.microsoft.com/office/word/2010/wordml" xmlns:w15="http://schemas.microsoft.com/office/word/2012/wordml" xmlns:w16cex="http://schemas.microsoft.com/office/word/2018/wordml/cex" xmlns:w16cid="http://schemas.microsoft.com/office/word/2016/wordml/cid" xmlns:w16="http://schemas.microsoft.com/office/word/2018/wordml" xmlns:w16du="http://schemas.microsoft.com/office/word/2023/wordml/word16du" xmlns:w16sdtdh="http://schemas.microsoft.com/office/word/2020/wordml/sdtdatahash" xmlns:w16sdtfl="http://schemas.microsoft.com/office/word/2024/wordml/sdtformatlock" xmlns:w16se="http://schemas.microsoft.com/office/word/2015/wordml/symex" xmlns:wpg="http://schemas.microsoft.com/office/word/2010/wordprocessingGroup" xmlns:wpi="http://schemas.microsoft.com/office/word/2010/wordprocessingInk" xmlns:wne="http://schemas.microsoft.com/office/word/2006/wordml" xmlns:wps="http://schemas.microsoft.com/office/word/2010/wordprocessingShape" mc:Ignorable="w14 w15 w16se w16cid w16 w16cex w16sdtdh w16sdtfl w16du wp14">
   <w:p>
     <w:pPr>
-      <w:pStyle w:val="Kopfzeile"/>
+      <w:pStyle w:val="Header"/>
     </w:pPr>
   </w:p>
 </w:hdr>
@@ -2628,7 +4033,7 @@
   </w:p>
   <w:p>
     <w:pPr>
-      <w:pStyle w:val="Kopfzeile"/>
+      <w:pStyle w:val="Header"/>
       <w:rPr>
         <w:lang w:val="en-US"/>
       </w:rPr>
@@ -2641,7 +4046,7 @@
 <w:hdr xmlns:wpc="http://schemas.microsoft.com/office/word/2010/wordprocessingCanvas" xmlns:cx="http://schemas.microsoft.com/office/drawing/2014/chartex" xmlns:cx1="http://schemas.microsoft.com/office/drawing/2015/9/8/chartex" xmlns:cx2="http://schemas.microsoft.com/office/drawing/2015/10/21/chartex" xmlns:cx3="http://schemas.microsoft.com/office/drawing/2016/5/9/chartex" xmlns:cx4="http://schemas.microsoft.com/office/drawing/2016/5/10/chartex" xmlns:cx5="http://schemas.microsoft.com/office/drawing/2016/5/11/chartex" xmlns:cx6="http://schemas.microsoft.com/office/drawing/2016/5/12/chartex" xmlns:cx7="http://schemas.microsoft.com/office/drawing/2016/5/13/chartex" xmlns:cx8="http://schemas.microsoft.com/office/drawing/2016/5/14/chartex" xmlns:mc="http://schemas.openxmlformats.org/markup-compatibility/2006" xmlns:aink="http://schemas.microsoft.com/office/drawing/2016/ink" xmlns:am3d="http://schemas.microsoft.com/office/drawing/2017/model3d" xmlns:o="urn:schemas-microsoft-com:office:office" xmlns:oel="http://schemas.microsoft.com/office/2019/extlst" xmlns:r="http://schemas.openxmlformats.org/officeDocument/2006/relationships" xmlns:m="http://schemas.openxmlformats.org/officeDocument/2006/math" xmlns:v="urn:schemas-microsoft-com:vml" xmlns:wp14="http://schemas.microsoft.com/office/word/2010/wordprocessingDrawing" xmlns:wp="http://schemas.openxmlformats.org/drawingml/2006/wordprocessingDrawing" xmlns:w10="urn:schemas-microsoft-com:office:word" xmlns:w="http://schemas.openxmlformats.org/wordprocessingml/2006/main" xmlns:w14="http://schemas.microsoft.com/office/word/2010/wordml" xmlns:w15="http://schemas.microsoft.com/office/word/2012/wordml" xmlns:w16cex="http://schemas.microsoft.com/office/word/2018/wordml/cex" xmlns:w16cid="http://schemas.microsoft.com/office/word/2016/wordml/cid" xmlns:w16="http://schemas.microsoft.com/office/word/2018/wordml" xmlns:w16du="http://schemas.microsoft.com/office/word/2023/wordml/word16du" xmlns:w16sdtdh="http://schemas.microsoft.com/office/word/2020/wordml/sdtdatahash" xmlns:w16sdtfl="http://schemas.microsoft.com/office/word/2024/wordml/sdtformatlock" xmlns:w16se="http://schemas.microsoft.com/office/word/2015/wordml/symex" xmlns:wpg="http://schemas.microsoft.com/office/word/2010/wordprocessingGroup" xmlns:wpi="http://schemas.microsoft.com/office/word/2010/wordprocessingInk" xmlns:wne="http://schemas.microsoft.com/office/word/2006/wordml" xmlns:wps="http://schemas.microsoft.com/office/word/2010/wordprocessingShape" mc:Ignorable="w14 w15 w16se w16cid w16 w16cex w16sdtdh w16sdtfl w16du wp14">
   <w:p>
     <w:pPr>
-      <w:pStyle w:val="Kopfzeile"/>
+      <w:pStyle w:val="Header"/>
     </w:pPr>
   </w:p>
 </w:hdr>
@@ -2697,7 +4102,7 @@
     <w:lsdException w:name="toc 9" w:semiHidden="1" w:uiPriority="39" w:unhideWhenUsed="1"/>
     <w:lsdException w:name="Normal Indent" w:semiHidden="1" w:unhideWhenUsed="1"/>
     <w:lsdException w:name="footnote text" w:semiHidden="1" w:unhideWhenUsed="1"/>
-    <w:lsdException w:name="annotation text" w:semiHidden="1" w:unhideWhenUsed="1"/>
+    <w:lsdException w:name="annotation text" w:semiHidden="1" w:uiPriority="0" w:unhideWhenUsed="1"/>
     <w:lsdException w:name="header" w:semiHidden="1" w:uiPriority="0" w:unhideWhenUsed="1"/>
     <w:lsdException w:name="footer" w:semiHidden="1" w:uiPriority="0" w:unhideWhenUsed="1"/>
     <w:lsdException w:name="index heading" w:semiHidden="1" w:unhideWhenUsed="1"/>
@@ -2706,7 +4111,7 @@
     <w:lsdException w:name="envelope address" w:semiHidden="1" w:unhideWhenUsed="1"/>
     <w:lsdException w:name="envelope return" w:semiHidden="1" w:unhideWhenUsed="1"/>
     <w:lsdException w:name="footnote reference" w:semiHidden="1" w:unhideWhenUsed="1"/>
-    <w:lsdException w:name="annotation reference" w:semiHidden="1" w:unhideWhenUsed="1"/>
+    <w:lsdException w:name="annotation reference" w:semiHidden="1" w:uiPriority="0" w:unhideWhenUsed="1"/>
     <w:lsdException w:name="line number" w:semiHidden="1" w:unhideWhenUsed="1"/>
     <w:lsdException w:name="page number" w:semiHidden="1" w:unhideWhenUsed="1"/>
     <w:lsdException w:name="endnote reference" w:semiHidden="1" w:unhideWhenUsed="1"/>
@@ -3044,7 +4449,7 @@
     <w:lsdException w:name="Unresolved Mention" w:semiHidden="1" w:unhideWhenUsed="1"/>
     <w:lsdException w:name="Smart Link" w:semiHidden="1" w:unhideWhenUsed="1"/>
   </w:latentStyles>
-  <w:style w:type="paragraph" w:default="1" w:styleId="Standard">
+  <w:style w:type="paragraph" w:default="1" w:styleId="Normal">
     <w:name w:val="Normal"/>
     <w:qFormat/>
     <w:rsid w:val="00A809A7"/>
@@ -3060,11 +4465,11 @@
       <w14:ligatures w14:val="none"/>
     </w:rPr>
   </w:style>
-  <w:style w:type="paragraph" w:styleId="berschrift1">
+  <w:style w:type="paragraph" w:styleId="Heading1">
     <w:name w:val="heading 1"/>
-    <w:basedOn w:val="Standard"/>
-    <w:next w:val="Standard"/>
-    <w:link w:val="berschrift1Zchn"/>
+    <w:basedOn w:val="Normal"/>
+    <w:next w:val="Normal"/>
+    <w:link w:val="Heading1Char"/>
     <w:uiPriority w:val="9"/>
     <w:qFormat/>
     <w:rsid w:val="00D23B4B"/>
@@ -3084,11 +4489,11 @@
       <w14:ligatures w14:val="standardContextual"/>
     </w:rPr>
   </w:style>
-  <w:style w:type="paragraph" w:styleId="berschrift2">
+  <w:style w:type="paragraph" w:styleId="Heading2">
     <w:name w:val="heading 2"/>
-    <w:basedOn w:val="Standard"/>
-    <w:next w:val="Standard"/>
-    <w:link w:val="berschrift2Zchn"/>
+    <w:basedOn w:val="Normal"/>
+    <w:next w:val="Normal"/>
+    <w:link w:val="Heading2Char"/>
     <w:uiPriority w:val="9"/>
     <w:semiHidden/>
     <w:unhideWhenUsed/>
@@ -3110,11 +4515,11 @@
       <w14:ligatures w14:val="standardContextual"/>
     </w:rPr>
   </w:style>
-  <w:style w:type="paragraph" w:styleId="berschrift3">
+  <w:style w:type="paragraph" w:styleId="Heading3">
     <w:name w:val="heading 3"/>
-    <w:basedOn w:val="Standard"/>
-    <w:next w:val="Standard"/>
-    <w:link w:val="berschrift3Zchn"/>
+    <w:basedOn w:val="Normal"/>
+    <w:next w:val="Normal"/>
+    <w:link w:val="Heading3Char"/>
     <w:uiPriority w:val="9"/>
     <w:semiHidden/>
     <w:unhideWhenUsed/>
@@ -3136,11 +4541,11 @@
       <w14:ligatures w14:val="standardContextual"/>
     </w:rPr>
   </w:style>
-  <w:style w:type="paragraph" w:styleId="berschrift4">
+  <w:style w:type="paragraph" w:styleId="Heading4">
     <w:name w:val="heading 4"/>
-    <w:basedOn w:val="Standard"/>
-    <w:next w:val="Standard"/>
-    <w:link w:val="berschrift4Zchn"/>
+    <w:basedOn w:val="Normal"/>
+    <w:next w:val="Normal"/>
+    <w:link w:val="Heading4Char"/>
     <w:uiPriority w:val="9"/>
     <w:semiHidden/>
     <w:unhideWhenUsed/>
@@ -3164,11 +4569,11 @@
       <w14:ligatures w14:val="standardContextual"/>
     </w:rPr>
   </w:style>
-  <w:style w:type="paragraph" w:styleId="berschrift5">
+  <w:style w:type="paragraph" w:styleId="Heading5">
     <w:name w:val="heading 5"/>
-    <w:basedOn w:val="Standard"/>
-    <w:next w:val="Standard"/>
-    <w:link w:val="berschrift5Zchn"/>
+    <w:basedOn w:val="Normal"/>
+    <w:next w:val="Normal"/>
+    <w:link w:val="Heading5Char"/>
     <w:uiPriority w:val="9"/>
     <w:semiHidden/>
     <w:unhideWhenUsed/>
@@ -3190,11 +4595,11 @@
       <w14:ligatures w14:val="standardContextual"/>
     </w:rPr>
   </w:style>
-  <w:style w:type="paragraph" w:styleId="berschrift6">
+  <w:style w:type="paragraph" w:styleId="Heading6">
     <w:name w:val="heading 6"/>
-    <w:basedOn w:val="Standard"/>
-    <w:next w:val="Standard"/>
-    <w:link w:val="berschrift6Zchn"/>
+    <w:basedOn w:val="Normal"/>
+    <w:next w:val="Normal"/>
+    <w:link w:val="Heading6Char"/>
     <w:uiPriority w:val="9"/>
     <w:semiHidden/>
     <w:unhideWhenUsed/>
@@ -3218,11 +4623,11 @@
       <w14:ligatures w14:val="standardContextual"/>
     </w:rPr>
   </w:style>
-  <w:style w:type="paragraph" w:styleId="berschrift7">
+  <w:style w:type="paragraph" w:styleId="Heading7">
     <w:name w:val="heading 7"/>
-    <w:basedOn w:val="Standard"/>
-    <w:next w:val="Standard"/>
-    <w:link w:val="berschrift7Zchn"/>
+    <w:basedOn w:val="Normal"/>
+    <w:next w:val="Normal"/>
+    <w:link w:val="Heading7Char"/>
     <w:uiPriority w:val="9"/>
     <w:semiHidden/>
     <w:unhideWhenUsed/>
@@ -3244,11 +4649,11 @@
       <w14:ligatures w14:val="standardContextual"/>
     </w:rPr>
   </w:style>
-  <w:style w:type="paragraph" w:styleId="berschrift8">
+  <w:style w:type="paragraph" w:styleId="Heading8">
     <w:name w:val="heading 8"/>
-    <w:basedOn w:val="Standard"/>
-    <w:next w:val="Standard"/>
-    <w:link w:val="berschrift8Zchn"/>
+    <w:basedOn w:val="Normal"/>
+    <w:next w:val="Normal"/>
+    <w:link w:val="Heading8Char"/>
     <w:uiPriority w:val="9"/>
     <w:semiHidden/>
     <w:unhideWhenUsed/>
@@ -3272,11 +4677,11 @@
       <w14:ligatures w14:val="standardContextual"/>
     </w:rPr>
   </w:style>
-  <w:style w:type="paragraph" w:styleId="berschrift9">
+  <w:style w:type="paragraph" w:styleId="Heading9">
     <w:name w:val="heading 9"/>
-    <w:basedOn w:val="Standard"/>
-    <w:next w:val="Standard"/>
-    <w:link w:val="berschrift9Zchn"/>
+    <w:basedOn w:val="Normal"/>
+    <w:next w:val="Normal"/>
+    <w:link w:val="Heading9Char"/>
     <w:uiPriority w:val="9"/>
     <w:semiHidden/>
     <w:unhideWhenUsed/>
@@ -3298,13 +4703,13 @@
       <w14:ligatures w14:val="standardContextual"/>
     </w:rPr>
   </w:style>
-  <w:style w:type="character" w:default="1" w:styleId="Absatz-Standardschriftart">
+  <w:style w:type="character" w:default="1" w:styleId="DefaultParagraphFont">
     <w:name w:val="Default Paragraph Font"/>
     <w:uiPriority w:val="1"/>
     <w:semiHidden/>
     <w:unhideWhenUsed/>
   </w:style>
-  <w:style w:type="table" w:default="1" w:styleId="NormaleTabelle">
+  <w:style w:type="table" w:default="1" w:styleId="TableNormal">
     <w:name w:val="Normal Table"/>
     <w:uiPriority w:val="99"/>
     <w:semiHidden/>
@@ -3319,16 +4724,16 @@
       </w:tblCellMar>
     </w:tblPr>
   </w:style>
-  <w:style w:type="numbering" w:default="1" w:styleId="KeineListe">
+  <w:style w:type="numbering" w:default="1" w:styleId="NoList">
     <w:name w:val="No List"/>
     <w:uiPriority w:val="99"/>
     <w:semiHidden/>
     <w:unhideWhenUsed/>
   </w:style>
-  <w:style w:type="character" w:customStyle="1" w:styleId="berschrift1Zchn">
-    <w:name w:val="Überschrift 1 Zchn"/>
-    <w:basedOn w:val="Absatz-Standardschriftart"/>
-    <w:link w:val="berschrift1"/>
+  <w:style w:type="character" w:customStyle="1" w:styleId="Heading1Char">
+    <w:name w:val="Heading 1 Char"/>
+    <w:basedOn w:val="DefaultParagraphFont"/>
+    <w:link w:val="Heading1"/>
     <w:uiPriority w:val="9"/>
     <w:rsid w:val="00D23B4B"/>
     <w:rPr>
@@ -3338,10 +4743,10 @@
       <w:szCs w:val="40"/>
     </w:rPr>
   </w:style>
-  <w:style w:type="character" w:customStyle="1" w:styleId="berschrift2Zchn">
-    <w:name w:val="Überschrift 2 Zchn"/>
-    <w:basedOn w:val="Absatz-Standardschriftart"/>
-    <w:link w:val="berschrift2"/>
+  <w:style w:type="character" w:customStyle="1" w:styleId="Heading2Char">
+    <w:name w:val="Heading 2 Char"/>
+    <w:basedOn w:val="DefaultParagraphFont"/>
+    <w:link w:val="Heading2"/>
     <w:uiPriority w:val="9"/>
     <w:semiHidden/>
     <w:rsid w:val="00D23B4B"/>
@@ -3352,10 +4757,10 @@
       <w:szCs w:val="32"/>
     </w:rPr>
   </w:style>
-  <w:style w:type="character" w:customStyle="1" w:styleId="berschrift3Zchn">
-    <w:name w:val="Überschrift 3 Zchn"/>
-    <w:basedOn w:val="Absatz-Standardschriftart"/>
-    <w:link w:val="berschrift3"/>
+  <w:style w:type="character" w:customStyle="1" w:styleId="Heading3Char">
+    <w:name w:val="Heading 3 Char"/>
+    <w:basedOn w:val="DefaultParagraphFont"/>
+    <w:link w:val="Heading3"/>
     <w:uiPriority w:val="9"/>
     <w:semiHidden/>
     <w:rsid w:val="00D23B4B"/>
@@ -3366,10 +4771,10 @@
       <w:szCs w:val="28"/>
     </w:rPr>
   </w:style>
-  <w:style w:type="character" w:customStyle="1" w:styleId="berschrift4Zchn">
-    <w:name w:val="Überschrift 4 Zchn"/>
-    <w:basedOn w:val="Absatz-Standardschriftart"/>
-    <w:link w:val="berschrift4"/>
+  <w:style w:type="character" w:customStyle="1" w:styleId="Heading4Char">
+    <w:name w:val="Heading 4 Char"/>
+    <w:basedOn w:val="DefaultParagraphFont"/>
+    <w:link w:val="Heading4"/>
     <w:uiPriority w:val="9"/>
     <w:semiHidden/>
     <w:rsid w:val="00D23B4B"/>
@@ -3380,10 +4785,10 @@
       <w:color w:val="0F4761" w:themeColor="accent1" w:themeShade="BF"/>
     </w:rPr>
   </w:style>
-  <w:style w:type="character" w:customStyle="1" w:styleId="berschrift5Zchn">
-    <w:name w:val="Überschrift 5 Zchn"/>
-    <w:basedOn w:val="Absatz-Standardschriftart"/>
-    <w:link w:val="berschrift5"/>
+  <w:style w:type="character" w:customStyle="1" w:styleId="Heading5Char">
+    <w:name w:val="Heading 5 Char"/>
+    <w:basedOn w:val="DefaultParagraphFont"/>
+    <w:link w:val="Heading5"/>
     <w:uiPriority w:val="9"/>
     <w:semiHidden/>
     <w:rsid w:val="00D23B4B"/>
@@ -3392,10 +4797,10 @@
       <w:color w:val="0F4761" w:themeColor="accent1" w:themeShade="BF"/>
     </w:rPr>
   </w:style>
-  <w:style w:type="character" w:customStyle="1" w:styleId="berschrift6Zchn">
-    <w:name w:val="Überschrift 6 Zchn"/>
-    <w:basedOn w:val="Absatz-Standardschriftart"/>
-    <w:link w:val="berschrift6"/>
+  <w:style w:type="character" w:customStyle="1" w:styleId="Heading6Char">
+    <w:name w:val="Heading 6 Char"/>
+    <w:basedOn w:val="DefaultParagraphFont"/>
+    <w:link w:val="Heading6"/>
     <w:uiPriority w:val="9"/>
     <w:semiHidden/>
     <w:rsid w:val="00D23B4B"/>
@@ -3406,10 +4811,10 @@
       <w:color w:val="595959" w:themeColor="text1" w:themeTint="A6"/>
     </w:rPr>
   </w:style>
-  <w:style w:type="character" w:customStyle="1" w:styleId="berschrift7Zchn">
-    <w:name w:val="Überschrift 7 Zchn"/>
-    <w:basedOn w:val="Absatz-Standardschriftart"/>
-    <w:link w:val="berschrift7"/>
+  <w:style w:type="character" w:customStyle="1" w:styleId="Heading7Char">
+    <w:name w:val="Heading 7 Char"/>
+    <w:basedOn w:val="DefaultParagraphFont"/>
+    <w:link w:val="Heading7"/>
     <w:uiPriority w:val="9"/>
     <w:semiHidden/>
     <w:rsid w:val="00D23B4B"/>
@@ -3418,10 +4823,10 @@
       <w:color w:val="595959" w:themeColor="text1" w:themeTint="A6"/>
     </w:rPr>
   </w:style>
-  <w:style w:type="character" w:customStyle="1" w:styleId="berschrift8Zchn">
-    <w:name w:val="Überschrift 8 Zchn"/>
-    <w:basedOn w:val="Absatz-Standardschriftart"/>
-    <w:link w:val="berschrift8"/>
+  <w:style w:type="character" w:customStyle="1" w:styleId="Heading8Char">
+    <w:name w:val="Heading 8 Char"/>
+    <w:basedOn w:val="DefaultParagraphFont"/>
+    <w:link w:val="Heading8"/>
     <w:uiPriority w:val="9"/>
     <w:semiHidden/>
     <w:rsid w:val="00D23B4B"/>
@@ -3432,10 +4837,10 @@
       <w:color w:val="272727" w:themeColor="text1" w:themeTint="D8"/>
     </w:rPr>
   </w:style>
-  <w:style w:type="character" w:customStyle="1" w:styleId="berschrift9Zchn">
-    <w:name w:val="Überschrift 9 Zchn"/>
-    <w:basedOn w:val="Absatz-Standardschriftart"/>
-    <w:link w:val="berschrift9"/>
+  <w:style w:type="character" w:customStyle="1" w:styleId="Heading9Char">
+    <w:name w:val="Heading 9 Char"/>
+    <w:basedOn w:val="DefaultParagraphFont"/>
+    <w:link w:val="Heading9"/>
     <w:uiPriority w:val="9"/>
     <w:semiHidden/>
     <w:rsid w:val="00D23B4B"/>
@@ -3444,11 +4849,11 @@
       <w:color w:val="272727" w:themeColor="text1" w:themeTint="D8"/>
     </w:rPr>
   </w:style>
-  <w:style w:type="paragraph" w:styleId="Titel">
+  <w:style w:type="paragraph" w:styleId="Title">
     <w:name w:val="Title"/>
-    <w:basedOn w:val="Standard"/>
-    <w:next w:val="Standard"/>
-    <w:link w:val="TitelZchn"/>
+    <w:basedOn w:val="Normal"/>
+    <w:next w:val="Normal"/>
+    <w:link w:val="TitleChar"/>
     <w:uiPriority w:val="10"/>
     <w:qFormat/>
     <w:rsid w:val="00D23B4B"/>
@@ -3466,10 +4871,10 @@
       <w14:ligatures w14:val="standardContextual"/>
     </w:rPr>
   </w:style>
-  <w:style w:type="character" w:customStyle="1" w:styleId="TitelZchn">
-    <w:name w:val="Titel Zchn"/>
-    <w:basedOn w:val="Absatz-Standardschriftart"/>
-    <w:link w:val="Titel"/>
+  <w:style w:type="character" w:customStyle="1" w:styleId="TitleChar">
+    <w:name w:val="Title Char"/>
+    <w:basedOn w:val="DefaultParagraphFont"/>
+    <w:link w:val="Title"/>
     <w:uiPriority w:val="10"/>
     <w:rsid w:val="00D23B4B"/>
     <w:rPr>
@@ -3480,11 +4885,11 @@
       <w:szCs w:val="56"/>
     </w:rPr>
   </w:style>
-  <w:style w:type="paragraph" w:styleId="Untertitel">
+  <w:style w:type="paragraph" w:styleId="Subtitle">
     <w:name w:val="Subtitle"/>
-    <w:basedOn w:val="Standard"/>
-    <w:next w:val="Standard"/>
-    <w:link w:val="UntertitelZchn"/>
+    <w:basedOn w:val="Normal"/>
+    <w:next w:val="Normal"/>
+    <w:link w:val="SubtitleChar"/>
     <w:uiPriority w:val="11"/>
     <w:qFormat/>
     <w:rsid w:val="00D23B4B"/>
@@ -3505,10 +4910,10 @@
       <w14:ligatures w14:val="standardContextual"/>
     </w:rPr>
   </w:style>
-  <w:style w:type="character" w:customStyle="1" w:styleId="UntertitelZchn">
-    <w:name w:val="Untertitel Zchn"/>
-    <w:basedOn w:val="Absatz-Standardschriftart"/>
-    <w:link w:val="Untertitel"/>
+  <w:style w:type="character" w:customStyle="1" w:styleId="SubtitleChar">
+    <w:name w:val="Subtitle Char"/>
+    <w:basedOn w:val="DefaultParagraphFont"/>
+    <w:link w:val="Subtitle"/>
     <w:uiPriority w:val="11"/>
     <w:rsid w:val="00D23B4B"/>
     <w:rPr>
@@ -3519,11 +4924,11 @@
       <w:szCs w:val="28"/>
     </w:rPr>
   </w:style>
-  <w:style w:type="paragraph" w:styleId="Zitat">
+  <w:style w:type="paragraph" w:styleId="Quote">
     <w:name w:val="Quote"/>
-    <w:basedOn w:val="Standard"/>
-    <w:next w:val="Standard"/>
-    <w:link w:val="ZitatZchn"/>
+    <w:basedOn w:val="Normal"/>
+    <w:next w:val="Normal"/>
+    <w:link w:val="QuoteChar"/>
     <w:uiPriority w:val="29"/>
     <w:qFormat/>
     <w:rsid w:val="00D23B4B"/>
@@ -3543,10 +4948,10 @@
       <w14:ligatures w14:val="standardContextual"/>
     </w:rPr>
   </w:style>
-  <w:style w:type="character" w:customStyle="1" w:styleId="ZitatZchn">
-    <w:name w:val="Zitat Zchn"/>
-    <w:basedOn w:val="Absatz-Standardschriftart"/>
-    <w:link w:val="Zitat"/>
+  <w:style w:type="character" w:customStyle="1" w:styleId="QuoteChar">
+    <w:name w:val="Quote Char"/>
+    <w:basedOn w:val="DefaultParagraphFont"/>
+    <w:link w:val="Quote"/>
     <w:uiPriority w:val="29"/>
     <w:rsid w:val="00D23B4B"/>
     <w:rPr>
@@ -3556,9 +4961,9 @@
       <w:color w:val="404040" w:themeColor="text1" w:themeTint="BF"/>
     </w:rPr>
   </w:style>
-  <w:style w:type="paragraph" w:styleId="Listenabsatz">
+  <w:style w:type="paragraph" w:styleId="ListParagraph">
     <w:name w:val="List Paragraph"/>
-    <w:basedOn w:val="Standard"/>
+    <w:basedOn w:val="Normal"/>
     <w:uiPriority w:val="34"/>
     <w:qFormat/>
     <w:rsid w:val="00D23B4B"/>
@@ -3576,9 +4981,9 @@
       <w14:ligatures w14:val="standardContextual"/>
     </w:rPr>
   </w:style>
-  <w:style w:type="character" w:styleId="IntensiveHervorhebung">
+  <w:style w:type="character" w:styleId="IntenseEmphasis">
     <w:name w:val="Intense Emphasis"/>
-    <w:basedOn w:val="Absatz-Standardschriftart"/>
+    <w:basedOn w:val="DefaultParagraphFont"/>
     <w:uiPriority w:val="21"/>
     <w:qFormat/>
     <w:rsid w:val="00D23B4B"/>
@@ -3588,11 +4993,11 @@
       <w:color w:val="0F4761" w:themeColor="accent1" w:themeShade="BF"/>
     </w:rPr>
   </w:style>
-  <w:style w:type="paragraph" w:styleId="IntensivesZitat">
+  <w:style w:type="paragraph" w:styleId="IntenseQuote">
     <w:name w:val="Intense Quote"/>
-    <w:basedOn w:val="Standard"/>
-    <w:next w:val="Standard"/>
-    <w:link w:val="IntensivesZitatZchn"/>
+    <w:basedOn w:val="Normal"/>
+    <w:next w:val="Normal"/>
+    <w:link w:val="IntenseQuoteChar"/>
     <w:uiPriority w:val="30"/>
     <w:qFormat/>
     <w:rsid w:val="00D23B4B"/>
@@ -3617,10 +5022,10 @@
       <w14:ligatures w14:val="standardContextual"/>
     </w:rPr>
   </w:style>
-  <w:style w:type="character" w:customStyle="1" w:styleId="IntensivesZitatZchn">
-    <w:name w:val="Intensives Zitat Zchn"/>
-    <w:basedOn w:val="Absatz-Standardschriftart"/>
-    <w:link w:val="IntensivesZitat"/>
+  <w:style w:type="character" w:customStyle="1" w:styleId="IntenseQuoteChar">
+    <w:name w:val="Intense Quote Char"/>
+    <w:basedOn w:val="DefaultParagraphFont"/>
+    <w:link w:val="IntenseQuote"/>
     <w:uiPriority w:val="30"/>
     <w:rsid w:val="00D23B4B"/>
     <w:rPr>
@@ -3630,9 +5035,9 @@
       <w:color w:val="0F4761" w:themeColor="accent1" w:themeShade="BF"/>
     </w:rPr>
   </w:style>
-  <w:style w:type="character" w:styleId="IntensiverVerweis">
+  <w:style w:type="character" w:styleId="IntenseReference">
     <w:name w:val="Intense Reference"/>
-    <w:basedOn w:val="Absatz-Standardschriftart"/>
+    <w:basedOn w:val="DefaultParagraphFont"/>
     <w:uiPriority w:val="32"/>
     <w:qFormat/>
     <w:rsid w:val="00D23B4B"/>
@@ -3644,10 +5049,10 @@
       <w:spacing w:val="5"/>
     </w:rPr>
   </w:style>
-  <w:style w:type="paragraph" w:styleId="Fuzeile">
+  <w:style w:type="paragraph" w:styleId="Footer">
     <w:name w:val="footer"/>
-    <w:basedOn w:val="Standard"/>
-    <w:link w:val="FuzeileZchn"/>
+    <w:basedOn w:val="Normal"/>
+    <w:link w:val="FooterChar"/>
     <w:rsid w:val="00D23B4B"/>
     <w:pPr>
       <w:suppressAutoHyphens/>
@@ -3659,10 +5064,10 @@
       <w:szCs w:val="15"/>
     </w:rPr>
   </w:style>
-  <w:style w:type="character" w:customStyle="1" w:styleId="FuzeileZchn">
-    <w:name w:val="Fußzeile Zchn"/>
-    <w:basedOn w:val="Absatz-Standardschriftart"/>
-    <w:link w:val="Fuzeile"/>
+  <w:style w:type="character" w:customStyle="1" w:styleId="FooterChar">
+    <w:name w:val="Footer Char"/>
+    <w:basedOn w:val="DefaultParagraphFont"/>
+    <w:link w:val="Footer"/>
     <w:rsid w:val="00D23B4B"/>
     <w:rPr>
       <w:rFonts w:ascii="Arial" w:eastAsia="Times New Roman" w:hAnsi="Arial" w:cs="Times New Roman"/>
@@ -3674,10 +5079,10 @@
       <w14:ligatures w14:val="none"/>
     </w:rPr>
   </w:style>
-  <w:style w:type="paragraph" w:styleId="Kopfzeile">
+  <w:style w:type="paragraph" w:styleId="Header">
     <w:name w:val="header"/>
-    <w:basedOn w:val="Standard"/>
-    <w:link w:val="KopfzeileZchn"/>
+    <w:basedOn w:val="Normal"/>
+    <w:link w:val="HeaderChar"/>
     <w:rsid w:val="00D23B4B"/>
     <w:pPr>
       <w:suppressAutoHyphens/>
@@ -3688,10 +5093,10 @@
       <w:sz w:val="15"/>
     </w:rPr>
   </w:style>
-  <w:style w:type="character" w:customStyle="1" w:styleId="KopfzeileZchn">
-    <w:name w:val="Kopfzeile Zchn"/>
-    <w:basedOn w:val="Absatz-Standardschriftart"/>
-    <w:link w:val="Kopfzeile"/>
+  <w:style w:type="character" w:customStyle="1" w:styleId="HeaderChar">
+    <w:name w:val="Header Char"/>
+    <w:basedOn w:val="DefaultParagraphFont"/>
+    <w:link w:val="Header"/>
     <w:rsid w:val="00D23B4B"/>
     <w:rPr>
       <w:rFonts w:ascii="Arial" w:eastAsia="Times New Roman" w:hAnsi="Arial" w:cs="Times New Roman"/>
@@ -3721,7 +5126,7 @@
   </w:style>
   <w:style w:type="paragraph" w:customStyle="1" w:styleId="Pfad">
     <w:name w:val="Pfad"/>
-    <w:next w:val="Fuzeile"/>
+    <w:next w:val="Footer"/>
     <w:rsid w:val="00D23B4B"/>
     <w:pPr>
       <w:spacing w:after="0" w:line="160" w:lineRule="exact"/>
@@ -3738,8 +5143,8 @@
   </w:style>
   <w:style w:type="paragraph" w:customStyle="1" w:styleId="Platzhalter">
     <w:name w:val="Platzhalter"/>
-    <w:basedOn w:val="Standard"/>
-    <w:next w:val="Standard"/>
+    <w:basedOn w:val="Normal"/>
+    <w:next w:val="Normal"/>
     <w:rsid w:val="00D23B4B"/>
     <w:rPr>
       <w:sz w:val="2"/>
@@ -3748,8 +5153,8 @@
   </w:style>
   <w:style w:type="paragraph" w:customStyle="1" w:styleId="Ref">
     <w:name w:val="Ref"/>
-    <w:basedOn w:val="Standard"/>
-    <w:next w:val="Standard"/>
+    <w:basedOn w:val="Normal"/>
+    <w:next w:val="Normal"/>
     <w:rsid w:val="00D23B4B"/>
     <w:pPr>
       <w:spacing w:line="200" w:lineRule="exact"/>
@@ -3760,7 +5165,7 @@
   </w:style>
   <w:style w:type="paragraph" w:customStyle="1" w:styleId="Seite">
     <w:name w:val="Seite"/>
-    <w:basedOn w:val="Standard"/>
+    <w:basedOn w:val="Normal"/>
     <w:rsid w:val="00D23B4B"/>
     <w:pPr>
       <w:suppressAutoHyphens/>
@@ -3774,7 +5179,7 @@
   </w:style>
   <w:style w:type="paragraph" w:customStyle="1" w:styleId="Text75-Abstandnach7Pt">
     <w:name w:val="Text 7.5 - Abstand nach 7 Pt."/>
-    <w:basedOn w:val="Standard"/>
+    <w:basedOn w:val="Normal"/>
     <w:link w:val="Text75-Abstandnach7PtZchn"/>
     <w:uiPriority w:val="99"/>
     <w:unhideWhenUsed/>
@@ -3791,7 +5196,7 @@
   </w:style>
   <w:style w:type="character" w:customStyle="1" w:styleId="Text75-Abstandnach7PtZchn">
     <w:name w:val="Text 7.5 - Abstand nach 7 Pt. Zchn"/>
-    <w:basedOn w:val="Absatz-Standardschriftart"/>
+    <w:basedOn w:val="DefaultParagraphFont"/>
     <w:link w:val="Text75-Abstandnach7Pt"/>
     <w:uiPriority w:val="99"/>
     <w:rsid w:val="00D23B4B"/>
@@ -3820,9 +5225,9 @@
       <w14:ligatures w14:val="none"/>
     </w:rPr>
   </w:style>
-  <w:style w:type="table" w:styleId="Tabellenraster">
+  <w:style w:type="table" w:styleId="TableGrid">
     <w:name w:val="Table Grid"/>
-    <w:basedOn w:val="NormaleTabelle"/>
+    <w:basedOn w:val="TableNormal"/>
     <w:uiPriority w:val="39"/>
     <w:rsid w:val="00D23B4B"/>
     <w:pPr>
@@ -3865,7 +5270,7 @@
   </w:style>
   <w:style w:type="character" w:customStyle="1" w:styleId="Text1-Zeilenabstand07ptZchn">
     <w:name w:val="Text 1 - Zeilenabstand 0.7 pt. Zchn"/>
-    <w:basedOn w:val="Absatz-Standardschriftart"/>
+    <w:basedOn w:val="DefaultParagraphFont"/>
     <w:link w:val="Text1-Zeilenabstand07pt"/>
     <w:uiPriority w:val="99"/>
     <w:rsid w:val="00D23B4B"/>
@@ -3879,7 +5284,7 @@
   </w:style>
   <w:style w:type="character" w:customStyle="1" w:styleId="Text7Zchn">
     <w:name w:val="Text 7 Zchn"/>
-    <w:basedOn w:val="Absatz-Standardschriftart"/>
+    <w:basedOn w:val="DefaultParagraphFont"/>
     <w:link w:val="Text7"/>
     <w:uiPriority w:val="99"/>
     <w:rsid w:val="00D23B4B"/>
@@ -3893,7 +5298,7 @@
   </w:style>
   <w:style w:type="character" w:styleId="Hyperlink">
     <w:name w:val="Hyperlink"/>
-    <w:basedOn w:val="Absatz-Standardschriftart"/>
+    <w:basedOn w:val="DefaultParagraphFont"/>
     <w:uiPriority w:val="99"/>
     <w:unhideWhenUsed/>
     <w:rsid w:val="00AB128E"/>
@@ -3902,9 +5307,9 @@
       <w:u w:val="single"/>
     </w:rPr>
   </w:style>
-  <w:style w:type="character" w:styleId="NichtaufgelsteErwhnung">
+  <w:style w:type="character" w:styleId="UnresolvedMention">
     <w:name w:val="Unresolved Mention"/>
-    <w:basedOn w:val="Absatz-Standardschriftart"/>
+    <w:basedOn w:val="DefaultParagraphFont"/>
     <w:uiPriority w:val="99"/>
     <w:semiHidden/>
     <w:unhideWhenUsed/>
@@ -3912,6 +5317,40 @@
     <w:rPr>
       <w:color w:val="605E5C"/>
       <w:shd w:val="clear" w:color="auto" w:fill="E1DFDD"/>
+    </w:rPr>
+  </w:style>
+  <w:style w:type="paragraph" w:styleId="CommentText">
+    <w:name w:val="annotation text"/>
+    <w:basedOn w:val="Normal"/>
+    <w:link w:val="CommentTextChar"/>
+    <w:semiHidden/>
+    <w:unhideWhenUsed/>
+    <w:rsid w:val="003338BD"/>
+  </w:style>
+  <w:style w:type="character" w:customStyle="1" w:styleId="CommentTextChar">
+    <w:name w:val="Comment Text Char"/>
+    <w:basedOn w:val="DefaultParagraphFont"/>
+    <w:link w:val="CommentText"/>
+    <w:semiHidden/>
+    <w:rsid w:val="003338BD"/>
+    <w:rPr>
+      <w:rFonts w:ascii="Arial" w:eastAsia="Times New Roman" w:hAnsi="Arial" w:cs="Times New Roman"/>
+      <w:kern w:val="0"/>
+      <w:sz w:val="20"/>
+      <w:szCs w:val="20"/>
+      <w:lang w:eastAsia="de-CH"/>
+      <w14:ligatures w14:val="none"/>
+    </w:rPr>
+  </w:style>
+  <w:style w:type="character" w:styleId="CommentReference">
+    <w:name w:val="annotation reference"/>
+    <w:basedOn w:val="DefaultParagraphFont"/>
+    <w:semiHidden/>
+    <w:unhideWhenUsed/>
+    <w:rsid w:val="003338BD"/>
+    <w:rPr>
+      <w:sz w:val="16"/>
+      <w:szCs w:val="16"/>
     </w:rPr>
   </w:style>
 </w:styles>
